--- a/f10_flutter_App_customization.docx
+++ b/f10_flutter_App_customization.docx
@@ -8,16 +8,16 @@
         <w:rPr>
           <w:b/>
           <w:bCs/>
-          <w:sz w:val="44"/>
-          <w:szCs w:val="44"/>
-        </w:rPr>
-      </w:pPr>
-      <w:r>
-        <w:rPr>
-          <w:b/>
-          <w:bCs/>
-          <w:sz w:val="44"/>
-          <w:szCs w:val="44"/>
+          <w:sz w:val="40"/>
+          <w:szCs w:val="40"/>
+        </w:rPr>
+      </w:pPr>
+      <w:r>
+        <w:rPr>
+          <w:b/>
+          <w:bCs/>
+          <w:sz w:val="40"/>
+          <w:szCs w:val="40"/>
         </w:rPr>
         <w:t>Index</w:t>
       </w:r>
@@ -30,16 +30,32 @@
           <w:numId w:val="5"/>
         </w:numPr>
         <w:rPr>
-          <w:sz w:val="36"/>
-          <w:szCs w:val="36"/>
-        </w:rPr>
-      </w:pPr>
-      <w:r>
-        <w:rPr>
-          <w:sz w:val="36"/>
-          <w:szCs w:val="36"/>
-        </w:rPr>
-        <w:t>App Name Customize……………………………………..2</w:t>
+          <w:sz w:val="32"/>
+          <w:szCs w:val="32"/>
+        </w:rPr>
+      </w:pPr>
+      <w:r>
+        <w:rPr>
+          <w:sz w:val="32"/>
+          <w:szCs w:val="32"/>
+        </w:rPr>
+        <w:t>App Name Customize…………………………………</w:t>
+      </w:r>
+      <w:proofErr w:type="gramStart"/>
+      <w:r>
+        <w:rPr>
+          <w:sz w:val="32"/>
+          <w:szCs w:val="32"/>
+        </w:rPr>
+        <w:t>…..</w:t>
+      </w:r>
+      <w:proofErr w:type="gramEnd"/>
+      <w:r>
+        <w:rPr>
+          <w:sz w:val="32"/>
+          <w:szCs w:val="32"/>
+        </w:rPr>
+        <w:t>2</w:t>
       </w:r>
     </w:p>
     <w:p>
@@ -50,16 +66,32 @@
           <w:numId w:val="5"/>
         </w:numPr>
         <w:rPr>
-          <w:sz w:val="36"/>
-          <w:szCs w:val="36"/>
-        </w:rPr>
-      </w:pPr>
-      <w:r>
-        <w:rPr>
-          <w:sz w:val="36"/>
-          <w:szCs w:val="36"/>
-        </w:rPr>
-        <w:t>App Icon Customize………………………………………..2</w:t>
+          <w:sz w:val="32"/>
+          <w:szCs w:val="32"/>
+        </w:rPr>
+      </w:pPr>
+      <w:r>
+        <w:rPr>
+          <w:sz w:val="32"/>
+          <w:szCs w:val="32"/>
+        </w:rPr>
+        <w:t>App Icon Customize……………………………………</w:t>
+      </w:r>
+      <w:proofErr w:type="gramStart"/>
+      <w:r>
+        <w:rPr>
+          <w:sz w:val="32"/>
+          <w:szCs w:val="32"/>
+        </w:rPr>
+        <w:t>…..</w:t>
+      </w:r>
+      <w:proofErr w:type="gramEnd"/>
+      <w:r>
+        <w:rPr>
+          <w:sz w:val="32"/>
+          <w:szCs w:val="32"/>
+        </w:rPr>
+        <w:t>2</w:t>
       </w:r>
     </w:p>
     <w:p>
@@ -70,21 +102,21 @@
           <w:numId w:val="5"/>
         </w:numPr>
         <w:rPr>
-          <w:sz w:val="36"/>
-          <w:szCs w:val="36"/>
-        </w:rPr>
-      </w:pPr>
-      <w:r>
-        <w:rPr>
-          <w:sz w:val="36"/>
-          <w:szCs w:val="36"/>
+          <w:sz w:val="32"/>
+          <w:szCs w:val="32"/>
+        </w:rPr>
+      </w:pPr>
+      <w:r>
+        <w:rPr>
+          <w:sz w:val="32"/>
+          <w:szCs w:val="32"/>
         </w:rPr>
         <w:t>Change Application ID…………………………………….3</w:t>
       </w:r>
       <w:r>
         <w:rPr>
-          <w:sz w:val="36"/>
-          <w:szCs w:val="36"/>
+          <w:sz w:val="32"/>
+          <w:szCs w:val="32"/>
         </w:rPr>
         <w:br w:type="page"/>
       </w:r>
@@ -95,16 +127,16 @@
         <w:rPr>
           <w:b/>
           <w:bCs/>
-          <w:sz w:val="36"/>
-          <w:szCs w:val="36"/>
-        </w:rPr>
-      </w:pPr>
-      <w:r>
-        <w:rPr>
-          <w:b/>
-          <w:bCs/>
-          <w:sz w:val="36"/>
-          <w:szCs w:val="36"/>
+          <w:sz w:val="32"/>
+          <w:szCs w:val="32"/>
+        </w:rPr>
+      </w:pPr>
+      <w:r>
+        <w:rPr>
+          <w:b/>
+          <w:bCs/>
+          <w:sz w:val="32"/>
+          <w:szCs w:val="32"/>
         </w:rPr>
         <w:lastRenderedPageBreak/>
         <w:t>App Name Customize:</w:t>
@@ -114,14 +146,14 @@
       <w:pPr>
         <w:jc w:val="both"/>
         <w:rPr>
-          <w:sz w:val="36"/>
-          <w:szCs w:val="36"/>
-        </w:rPr>
-      </w:pPr>
-      <w:r>
-        <w:rPr>
-          <w:sz w:val="36"/>
-          <w:szCs w:val="36"/>
+          <w:sz w:val="32"/>
+          <w:szCs w:val="32"/>
+        </w:rPr>
+      </w:pPr>
+      <w:r>
+        <w:rPr>
+          <w:sz w:val="32"/>
+          <w:szCs w:val="32"/>
         </w:rPr>
         <w:t xml:space="preserve"># Go to </w:t>
       </w:r>
@@ -129,8 +161,8 @@
         <w:rPr>
           <w:b/>
           <w:bCs/>
-          <w:sz w:val="36"/>
-          <w:szCs w:val="36"/>
+          <w:sz w:val="32"/>
+          <w:szCs w:val="32"/>
         </w:rPr>
         <w:t>project</w:t>
       </w:r>
@@ -138,24 +170,45 @@
         <w:rPr>
           <w:b/>
           <w:bCs/>
-          <w:sz w:val="36"/>
-          <w:szCs w:val="36"/>
-        </w:rPr>
-        <w:t>\android\app\src\main</w:t>
-      </w:r>
-      <w:r>
-        <w:rPr>
-          <w:sz w:val="36"/>
-          <w:szCs w:val="36"/>
+          <w:sz w:val="32"/>
+          <w:szCs w:val="32"/>
+        </w:rPr>
+        <w:t>\android\app\</w:t>
+      </w:r>
+      <w:proofErr w:type="spellStart"/>
+      <w:r>
+        <w:rPr>
+          <w:b/>
+          <w:bCs/>
+          <w:sz w:val="32"/>
+          <w:szCs w:val="32"/>
+        </w:rPr>
+        <w:t>src</w:t>
+      </w:r>
+      <w:proofErr w:type="spellEnd"/>
+      <w:r>
+        <w:rPr>
+          <w:b/>
+          <w:bCs/>
+          <w:sz w:val="32"/>
+          <w:szCs w:val="32"/>
+        </w:rPr>
+        <w:t>\main</w:t>
+      </w:r>
+      <w:r>
+        <w:rPr>
+          <w:sz w:val="32"/>
+          <w:szCs w:val="32"/>
         </w:rPr>
         <w:t xml:space="preserve"> and edit </w:t>
       </w:r>
-      <w:r>
-        <w:rPr>
-          <w:b/>
-          <w:bCs/>
-          <w:sz w:val="36"/>
-          <w:szCs w:val="36"/>
+      <w:proofErr w:type="gramStart"/>
+      <w:r>
+        <w:rPr>
+          <w:b/>
+          <w:bCs/>
+          <w:sz w:val="32"/>
+          <w:szCs w:val="32"/>
         </w:rPr>
         <w:t>AndroidManifest.xml</w:t>
       </w:r>
@@ -163,22 +216,30 @@
         <w:rPr>
           <w:b/>
           <w:bCs/>
-          <w:sz w:val="36"/>
-          <w:szCs w:val="36"/>
+          <w:sz w:val="32"/>
+          <w:szCs w:val="32"/>
         </w:rPr>
         <w:t xml:space="preserve">, </w:t>
       </w:r>
       <w:r>
         <w:rPr>
-          <w:sz w:val="36"/>
-          <w:szCs w:val="36"/>
-        </w:rPr>
-        <w:t xml:space="preserve"> add following</w:t>
-      </w:r>
-      <w:r>
-        <w:rPr>
-          <w:sz w:val="36"/>
-          <w:szCs w:val="36"/>
+          <w:sz w:val="32"/>
+          <w:szCs w:val="32"/>
+        </w:rPr>
+        <w:t xml:space="preserve"> add</w:t>
+      </w:r>
+      <w:proofErr w:type="gramEnd"/>
+      <w:r>
+        <w:rPr>
+          <w:sz w:val="32"/>
+          <w:szCs w:val="32"/>
+        </w:rPr>
+        <w:t xml:space="preserve"> following</w:t>
+      </w:r>
+      <w:r>
+        <w:rPr>
+          <w:sz w:val="32"/>
+          <w:szCs w:val="32"/>
         </w:rPr>
         <w:t xml:space="preserve"> code or edit it.</w:t>
       </w:r>
@@ -190,17 +251,17 @@
           <w:b/>
           <w:bCs/>
           <w:color w:val="D86DCB" w:themeColor="accent5" w:themeTint="99"/>
-          <w:sz w:val="36"/>
-          <w:szCs w:val="36"/>
-        </w:rPr>
-      </w:pPr>
-      <w:r>
-        <w:rPr>
-          <w:b/>
-          <w:bCs/>
-          <w:color w:val="D86DCB" w:themeColor="accent5" w:themeTint="99"/>
-          <w:sz w:val="36"/>
-          <w:szCs w:val="36"/>
+          <w:sz w:val="32"/>
+          <w:szCs w:val="32"/>
+        </w:rPr>
+      </w:pPr>
+      <w:r>
+        <w:rPr>
+          <w:b/>
+          <w:bCs/>
+          <w:color w:val="D86DCB" w:themeColor="accent5" w:themeTint="99"/>
+          <w:sz w:val="32"/>
+          <w:szCs w:val="32"/>
         </w:rPr>
         <w:t>&lt;application</w:t>
       </w:r>
@@ -212,27 +273,51 @@
           <w:b/>
           <w:bCs/>
           <w:color w:val="D86DCB" w:themeColor="accent5" w:themeTint="99"/>
-          <w:sz w:val="36"/>
-          <w:szCs w:val="36"/>
-        </w:rPr>
-      </w:pPr>
-      <w:r>
-        <w:rPr>
-          <w:b/>
-          <w:bCs/>
-          <w:color w:val="D86DCB" w:themeColor="accent5" w:themeTint="99"/>
-          <w:sz w:val="36"/>
-          <w:szCs w:val="36"/>
-        </w:rPr>
-        <w:t xml:space="preserve">    android:label="My App</w:t>
-      </w:r>
-      <w:r>
-        <w:rPr>
-          <w:b/>
-          <w:bCs/>
-          <w:color w:val="D86DCB" w:themeColor="accent5" w:themeTint="99"/>
-          <w:sz w:val="36"/>
-          <w:szCs w:val="36"/>
+          <w:sz w:val="32"/>
+          <w:szCs w:val="32"/>
+        </w:rPr>
+      </w:pPr>
+      <w:r>
+        <w:rPr>
+          <w:b/>
+          <w:bCs/>
+          <w:color w:val="D86DCB" w:themeColor="accent5" w:themeTint="99"/>
+          <w:sz w:val="32"/>
+          <w:szCs w:val="32"/>
+        </w:rPr>
+        <w:t xml:space="preserve">    </w:t>
+      </w:r>
+      <w:proofErr w:type="spellStart"/>
+      <w:proofErr w:type="gramStart"/>
+      <w:r>
+        <w:rPr>
+          <w:b/>
+          <w:bCs/>
+          <w:color w:val="D86DCB" w:themeColor="accent5" w:themeTint="99"/>
+          <w:sz w:val="32"/>
+          <w:szCs w:val="32"/>
+        </w:rPr>
+        <w:t>android:label</w:t>
+      </w:r>
+      <w:proofErr w:type="spellEnd"/>
+      <w:proofErr w:type="gramEnd"/>
+      <w:r>
+        <w:rPr>
+          <w:b/>
+          <w:bCs/>
+          <w:color w:val="D86DCB" w:themeColor="accent5" w:themeTint="99"/>
+          <w:sz w:val="32"/>
+          <w:szCs w:val="32"/>
+        </w:rPr>
+        <w:t>="My App</w:t>
+      </w:r>
+      <w:r>
+        <w:rPr>
+          <w:b/>
+          <w:bCs/>
+          <w:color w:val="D86DCB" w:themeColor="accent5" w:themeTint="99"/>
+          <w:sz w:val="32"/>
+          <w:szCs w:val="32"/>
         </w:rPr>
         <w:t xml:space="preserve"> Name</w:t>
       </w:r>
@@ -241,8 +326,8 @@
           <w:b/>
           <w:bCs/>
           <w:color w:val="D86DCB" w:themeColor="accent5" w:themeTint="99"/>
-          <w:sz w:val="36"/>
-          <w:szCs w:val="36"/>
+          <w:sz w:val="32"/>
+          <w:szCs w:val="32"/>
         </w:rPr>
         <w:t>"</w:t>
       </w:r>
@@ -254,17 +339,17 @@
           <w:b/>
           <w:bCs/>
           <w:color w:val="D86DCB" w:themeColor="accent5" w:themeTint="99"/>
-          <w:sz w:val="36"/>
-          <w:szCs w:val="36"/>
-        </w:rPr>
-      </w:pPr>
-      <w:r>
-        <w:rPr>
-          <w:b/>
-          <w:bCs/>
-          <w:color w:val="D86DCB" w:themeColor="accent5" w:themeTint="99"/>
-          <w:sz w:val="36"/>
-          <w:szCs w:val="36"/>
+          <w:sz w:val="32"/>
+          <w:szCs w:val="32"/>
+        </w:rPr>
+      </w:pPr>
+      <w:r>
+        <w:rPr>
+          <w:b/>
+          <w:bCs/>
+          <w:color w:val="D86DCB" w:themeColor="accent5" w:themeTint="99"/>
+          <w:sz w:val="32"/>
+          <w:szCs w:val="32"/>
         </w:rPr>
         <w:t xml:space="preserve">    ...</w:t>
       </w:r>
@@ -276,17 +361,17 @@
           <w:b/>
           <w:bCs/>
           <w:color w:val="D86DCB" w:themeColor="accent5" w:themeTint="99"/>
-          <w:sz w:val="36"/>
-          <w:szCs w:val="36"/>
-        </w:rPr>
-      </w:pPr>
-      <w:r>
-        <w:rPr>
-          <w:b/>
-          <w:bCs/>
-          <w:color w:val="D86DCB" w:themeColor="accent5" w:themeTint="99"/>
-          <w:sz w:val="36"/>
-          <w:szCs w:val="36"/>
+          <w:sz w:val="32"/>
+          <w:szCs w:val="32"/>
+        </w:rPr>
+      </w:pPr>
+      <w:r>
+        <w:rPr>
+          <w:b/>
+          <w:bCs/>
+          <w:color w:val="D86DCB" w:themeColor="accent5" w:themeTint="99"/>
+          <w:sz w:val="32"/>
+          <w:szCs w:val="32"/>
         </w:rPr>
         <w:t>&gt;</w:t>
       </w:r>
@@ -295,14 +380,14 @@
       <w:pPr>
         <w:jc w:val="both"/>
         <w:rPr>
-          <w:sz w:val="36"/>
-          <w:szCs w:val="36"/>
-        </w:rPr>
-      </w:pPr>
-      <w:r>
-        <w:rPr>
-          <w:sz w:val="36"/>
-          <w:szCs w:val="36"/>
+          <w:sz w:val="32"/>
+          <w:szCs w:val="32"/>
+        </w:rPr>
+      </w:pPr>
+      <w:r>
+        <w:rPr>
+          <w:sz w:val="32"/>
+          <w:szCs w:val="32"/>
         </w:rPr>
         <w:t>Alternative:</w:t>
       </w:r>
@@ -311,28 +396,28 @@
       <w:pPr>
         <w:jc w:val="both"/>
         <w:rPr>
-          <w:sz w:val="36"/>
-          <w:szCs w:val="36"/>
-        </w:rPr>
-      </w:pPr>
-      <w:r>
-        <w:rPr>
-          <w:sz w:val="36"/>
-          <w:szCs w:val="36"/>
+          <w:sz w:val="32"/>
+          <w:szCs w:val="32"/>
+        </w:rPr>
+      </w:pPr>
+      <w:r>
+        <w:rPr>
+          <w:sz w:val="32"/>
+          <w:szCs w:val="32"/>
         </w:rPr>
         <w:t xml:space="preserve"># </w:t>
       </w:r>
       <w:r>
         <w:rPr>
-          <w:sz w:val="36"/>
-          <w:szCs w:val="36"/>
+          <w:sz w:val="32"/>
+          <w:szCs w:val="32"/>
         </w:rPr>
         <w:t xml:space="preserve">If </w:t>
       </w:r>
       <w:r>
         <w:rPr>
-          <w:sz w:val="36"/>
-          <w:szCs w:val="36"/>
+          <w:sz w:val="32"/>
+          <w:szCs w:val="32"/>
         </w:rPr>
         <w:t>we see this.</w:t>
       </w:r>
@@ -344,40 +429,76 @@
           <w:b/>
           <w:bCs/>
           <w:color w:val="D86DCB" w:themeColor="accent5" w:themeTint="99"/>
-          <w:sz w:val="36"/>
-          <w:szCs w:val="36"/>
-        </w:rPr>
-      </w:pPr>
-      <w:r>
-        <w:rPr>
-          <w:b/>
-          <w:bCs/>
-          <w:color w:val="D86DCB" w:themeColor="accent5" w:themeTint="99"/>
-          <w:sz w:val="36"/>
-          <w:szCs w:val="36"/>
-        </w:rPr>
-        <w:t>android:label="@string/app_name"</w:t>
-      </w:r>
-    </w:p>
-    <w:p>
-      <w:pPr>
-        <w:jc w:val="both"/>
-        <w:rPr>
-          <w:sz w:val="36"/>
-          <w:szCs w:val="36"/>
-        </w:rPr>
-      </w:pPr>
-      <w:r>
-        <w:rPr>
-          <w:sz w:val="36"/>
-          <w:szCs w:val="36"/>
+          <w:sz w:val="32"/>
+          <w:szCs w:val="32"/>
+        </w:rPr>
+      </w:pPr>
+      <w:proofErr w:type="spellStart"/>
+      <w:proofErr w:type="gramStart"/>
+      <w:r>
+        <w:rPr>
+          <w:b/>
+          <w:bCs/>
+          <w:color w:val="D86DCB" w:themeColor="accent5" w:themeTint="99"/>
+          <w:sz w:val="32"/>
+          <w:szCs w:val="32"/>
+        </w:rPr>
+        <w:t>android:label</w:t>
+      </w:r>
+      <w:proofErr w:type="spellEnd"/>
+      <w:proofErr w:type="gramEnd"/>
+      <w:r>
+        <w:rPr>
+          <w:b/>
+          <w:bCs/>
+          <w:color w:val="D86DCB" w:themeColor="accent5" w:themeTint="99"/>
+          <w:sz w:val="32"/>
+          <w:szCs w:val="32"/>
+        </w:rPr>
+        <w:t>="@string/</w:t>
+      </w:r>
+      <w:proofErr w:type="spellStart"/>
+      <w:r>
+        <w:rPr>
+          <w:b/>
+          <w:bCs/>
+          <w:color w:val="D86DCB" w:themeColor="accent5" w:themeTint="99"/>
+          <w:sz w:val="32"/>
+          <w:szCs w:val="32"/>
+        </w:rPr>
+        <w:t>app_name</w:t>
+      </w:r>
+      <w:proofErr w:type="spellEnd"/>
+      <w:r>
+        <w:rPr>
+          <w:b/>
+          <w:bCs/>
+          <w:color w:val="D86DCB" w:themeColor="accent5" w:themeTint="99"/>
+          <w:sz w:val="32"/>
+          <w:szCs w:val="32"/>
+        </w:rPr>
+        <w:t>"</w:t>
+      </w:r>
+    </w:p>
+    <w:p>
+      <w:pPr>
+        <w:jc w:val="both"/>
+        <w:rPr>
+          <w:sz w:val="32"/>
+          <w:szCs w:val="32"/>
+        </w:rPr>
+      </w:pPr>
+      <w:r>
+        <w:rPr>
+          <w:sz w:val="32"/>
+          <w:szCs w:val="32"/>
         </w:rPr>
         <w:t xml:space="preserve"># </w:t>
       </w:r>
       <w:r>
         <w:rPr>
-          <w:sz w:val="36"/>
-          <w:szCs w:val="36"/>
+          <w:sz w:val="32"/>
+          <w:szCs w:val="32"/>
         </w:rPr>
         <w:t xml:space="preserve">then got to </w:t>
       </w:r>
@@ -385,8 +506,8 @@
         <w:rPr>
           <w:b/>
           <w:bCs/>
-          <w:sz w:val="36"/>
-          <w:szCs w:val="36"/>
+          <w:sz w:val="32"/>
+          <w:szCs w:val="32"/>
         </w:rPr>
         <w:t xml:space="preserve">project </w:t>
       </w:r>
@@ -394,8 +515,8 @@
         <w:rPr>
           <w:b/>
           <w:bCs/>
-          <w:sz w:val="36"/>
-          <w:szCs w:val="36"/>
+          <w:sz w:val="32"/>
+          <w:szCs w:val="32"/>
         </w:rPr>
         <w:t>\</w:t>
       </w:r>
@@ -403,8 +524,8 @@
         <w:rPr>
           <w:b/>
           <w:bCs/>
-          <w:sz w:val="36"/>
-          <w:szCs w:val="36"/>
+          <w:sz w:val="32"/>
+          <w:szCs w:val="32"/>
         </w:rPr>
         <w:t>android</w:t>
       </w:r>
@@ -412,8 +533,8 @@
         <w:rPr>
           <w:b/>
           <w:bCs/>
-          <w:sz w:val="36"/>
-          <w:szCs w:val="36"/>
+          <w:sz w:val="32"/>
+          <w:szCs w:val="32"/>
         </w:rPr>
         <w:t>\</w:t>
       </w:r>
@@ -421,8 +542,8 @@
         <w:rPr>
           <w:b/>
           <w:bCs/>
-          <w:sz w:val="36"/>
-          <w:szCs w:val="36"/>
+          <w:sz w:val="32"/>
+          <w:szCs w:val="32"/>
         </w:rPr>
         <w:t>app</w:t>
       </w:r>
@@ -430,26 +551,28 @@
         <w:rPr>
           <w:b/>
           <w:bCs/>
-          <w:sz w:val="36"/>
-          <w:szCs w:val="36"/>
+          <w:sz w:val="32"/>
+          <w:szCs w:val="32"/>
         </w:rPr>
         <w:t>\</w:t>
       </w:r>
-      <w:r>
-        <w:rPr>
-          <w:b/>
-          <w:bCs/>
-          <w:sz w:val="36"/>
-          <w:szCs w:val="36"/>
+      <w:proofErr w:type="spellStart"/>
+      <w:r>
+        <w:rPr>
+          <w:b/>
+          <w:bCs/>
+          <w:sz w:val="32"/>
+          <w:szCs w:val="32"/>
         </w:rPr>
         <w:t>src</w:t>
       </w:r>
-      <w:r>
-        <w:rPr>
-          <w:b/>
-          <w:bCs/>
-          <w:sz w:val="36"/>
-          <w:szCs w:val="36"/>
+      <w:proofErr w:type="spellEnd"/>
+      <w:r>
+        <w:rPr>
+          <w:b/>
+          <w:bCs/>
+          <w:sz w:val="32"/>
+          <w:szCs w:val="32"/>
         </w:rPr>
         <w:t>\</w:t>
       </w:r>
@@ -457,8 +580,8 @@
         <w:rPr>
           <w:b/>
           <w:bCs/>
-          <w:sz w:val="36"/>
-          <w:szCs w:val="36"/>
+          <w:sz w:val="32"/>
+          <w:szCs w:val="32"/>
         </w:rPr>
         <w:t>main</w:t>
       </w:r>
@@ -466,8 +589,8 @@
         <w:rPr>
           <w:b/>
           <w:bCs/>
-          <w:sz w:val="36"/>
-          <w:szCs w:val="36"/>
+          <w:sz w:val="32"/>
+          <w:szCs w:val="32"/>
         </w:rPr>
         <w:t>\</w:t>
       </w:r>
@@ -475,8 +598,8 @@
         <w:rPr>
           <w:b/>
           <w:bCs/>
-          <w:sz w:val="36"/>
-          <w:szCs w:val="36"/>
+          <w:sz w:val="32"/>
+          <w:szCs w:val="32"/>
         </w:rPr>
         <w:t>res</w:t>
       </w:r>
@@ -484,8 +607,8 @@
         <w:rPr>
           <w:b/>
           <w:bCs/>
-          <w:sz w:val="36"/>
-          <w:szCs w:val="36"/>
+          <w:sz w:val="32"/>
+          <w:szCs w:val="32"/>
         </w:rPr>
         <w:t>\</w:t>
       </w:r>
@@ -493,8 +616,8 @@
         <w:rPr>
           <w:b/>
           <w:bCs/>
-          <w:sz w:val="36"/>
-          <w:szCs w:val="36"/>
+          <w:sz w:val="32"/>
+          <w:szCs w:val="32"/>
         </w:rPr>
         <w:t>values</w:t>
       </w:r>
@@ -502,8 +625,8 @@
         <w:rPr>
           <w:b/>
           <w:bCs/>
-          <w:sz w:val="36"/>
-          <w:szCs w:val="36"/>
+          <w:sz w:val="32"/>
+          <w:szCs w:val="32"/>
         </w:rPr>
         <w:t>\</w:t>
       </w:r>
@@ -511,8 +634,8 @@
         <w:rPr>
           <w:b/>
           <w:bCs/>
-          <w:sz w:val="36"/>
-          <w:szCs w:val="36"/>
+          <w:sz w:val="32"/>
+          <w:szCs w:val="32"/>
         </w:rPr>
         <w:t>strings.xml</w:t>
       </w:r>
@@ -520,15 +643,15 @@
         <w:rPr>
           <w:b/>
           <w:bCs/>
-          <w:sz w:val="36"/>
-          <w:szCs w:val="36"/>
+          <w:sz w:val="32"/>
+          <w:szCs w:val="32"/>
         </w:rPr>
         <w:t xml:space="preserve">, </w:t>
       </w:r>
       <w:r>
         <w:rPr>
-          <w:sz w:val="36"/>
-          <w:szCs w:val="36"/>
+          <w:sz w:val="32"/>
+          <w:szCs w:val="32"/>
         </w:rPr>
         <w:t>add or update this code.</w:t>
       </w:r>
@@ -540,27 +663,61 @@
           <w:b/>
           <w:bCs/>
           <w:color w:val="D86DCB" w:themeColor="accent5" w:themeTint="99"/>
-          <w:sz w:val="36"/>
-          <w:szCs w:val="36"/>
-        </w:rPr>
-      </w:pPr>
-      <w:r>
-        <w:rPr>
-          <w:b/>
-          <w:bCs/>
-          <w:color w:val="D86DCB" w:themeColor="accent5" w:themeTint="99"/>
-          <w:sz w:val="36"/>
-          <w:szCs w:val="36"/>
-        </w:rPr>
-        <w:t>&lt;string name="app_name"&gt;My</w:t>
-      </w:r>
-      <w:r>
-        <w:rPr>
-          <w:b/>
-          <w:bCs/>
-          <w:color w:val="D86DCB" w:themeColor="accent5" w:themeTint="99"/>
-          <w:sz w:val="36"/>
-          <w:szCs w:val="36"/>
+          <w:sz w:val="32"/>
+          <w:szCs w:val="32"/>
+        </w:rPr>
+      </w:pPr>
+      <w:r>
+        <w:rPr>
+          <w:b/>
+          <w:bCs/>
+          <w:color w:val="D86DCB" w:themeColor="accent5" w:themeTint="99"/>
+          <w:sz w:val="32"/>
+          <w:szCs w:val="32"/>
+        </w:rPr>
+        <w:t>&lt;string name="</w:t>
+      </w:r>
+      <w:proofErr w:type="spellStart"/>
+      <w:r>
+        <w:rPr>
+          <w:b/>
+          <w:bCs/>
+          <w:color w:val="D86DCB" w:themeColor="accent5" w:themeTint="99"/>
+          <w:sz w:val="32"/>
+          <w:szCs w:val="32"/>
+        </w:rPr>
+        <w:t>app_name</w:t>
+      </w:r>
+      <w:proofErr w:type="spellEnd"/>
+      <w:r>
+        <w:rPr>
+          <w:b/>
+          <w:bCs/>
+          <w:color w:val="D86DCB" w:themeColor="accent5" w:themeTint="99"/>
+          <w:sz w:val="32"/>
+          <w:szCs w:val="32"/>
+        </w:rPr>
+        <w:t>"&gt;</w:t>
+      </w:r>
+      <w:proofErr w:type="gramStart"/>
+      <w:r>
+        <w:rPr>
+          <w:b/>
+          <w:bCs/>
+          <w:color w:val="D86DCB" w:themeColor="accent5" w:themeTint="99"/>
+          <w:sz w:val="32"/>
+          <w:szCs w:val="32"/>
+        </w:rPr>
+        <w:t>My  App</w:t>
+      </w:r>
+      <w:proofErr w:type="gramEnd"/>
+      <w:r>
+        <w:rPr>
+          <w:b/>
+          <w:bCs/>
+          <w:color w:val="D86DCB" w:themeColor="accent5" w:themeTint="99"/>
+          <w:sz w:val="32"/>
+          <w:szCs w:val="32"/>
         </w:rPr>
         <w:t xml:space="preserve"> </w:t>
       </w:r>
@@ -569,28 +726,8 @@
           <w:b/>
           <w:bCs/>
           <w:color w:val="D86DCB" w:themeColor="accent5" w:themeTint="99"/>
-          <w:sz w:val="36"/>
-          <w:szCs w:val="36"/>
-        </w:rPr>
-        <w:t xml:space="preserve"> App</w:t>
-      </w:r>
-      <w:r>
-        <w:rPr>
-          <w:b/>
-          <w:bCs/>
-          <w:color w:val="D86DCB" w:themeColor="accent5" w:themeTint="99"/>
-          <w:sz w:val="36"/>
-          <w:szCs w:val="36"/>
-        </w:rPr>
-        <w:t xml:space="preserve"> </w:t>
-      </w:r>
-      <w:r>
-        <w:rPr>
-          <w:b/>
-          <w:bCs/>
-          <w:color w:val="D86DCB" w:themeColor="accent5" w:themeTint="99"/>
-          <w:sz w:val="36"/>
-          <w:szCs w:val="36"/>
+          <w:sz w:val="32"/>
+          <w:szCs w:val="32"/>
         </w:rPr>
         <w:t>Name</w:t>
       </w:r>
@@ -599,8 +736,8 @@
           <w:b/>
           <w:bCs/>
           <w:color w:val="D86DCB" w:themeColor="accent5" w:themeTint="99"/>
-          <w:sz w:val="36"/>
-          <w:szCs w:val="36"/>
+          <w:sz w:val="32"/>
+          <w:szCs w:val="32"/>
         </w:rPr>
         <w:t>&lt;/string&gt;</w:t>
       </w:r>
@@ -609,21 +746,21 @@
       <w:pPr>
         <w:jc w:val="both"/>
         <w:rPr>
-          <w:sz w:val="36"/>
-          <w:szCs w:val="36"/>
-        </w:rPr>
-      </w:pPr>
-      <w:r>
-        <w:rPr>
-          <w:sz w:val="36"/>
-          <w:szCs w:val="36"/>
+          <w:sz w:val="32"/>
+          <w:szCs w:val="32"/>
+        </w:rPr>
+      </w:pPr>
+      <w:r>
+        <w:rPr>
+          <w:sz w:val="32"/>
+          <w:szCs w:val="32"/>
         </w:rPr>
         <w:t># Do flutter clean and flutter run</w:t>
       </w:r>
       <w:r>
         <w:rPr>
-          <w:sz w:val="36"/>
-          <w:szCs w:val="36"/>
+          <w:sz w:val="32"/>
+          <w:szCs w:val="32"/>
         </w:rPr>
         <w:t>.</w:t>
       </w:r>
@@ -634,27 +771,27 @@
         <w:rPr>
           <w:b/>
           <w:bCs/>
-          <w:sz w:val="36"/>
-          <w:szCs w:val="36"/>
-        </w:rPr>
-      </w:pPr>
-    </w:p>
-    <w:p>
-      <w:pPr>
-        <w:jc w:val="both"/>
-        <w:rPr>
-          <w:b/>
-          <w:bCs/>
-          <w:sz w:val="36"/>
-          <w:szCs w:val="36"/>
-        </w:rPr>
-      </w:pPr>
-      <w:r>
-        <w:rPr>
-          <w:b/>
-          <w:bCs/>
-          <w:sz w:val="36"/>
-          <w:szCs w:val="36"/>
+          <w:sz w:val="32"/>
+          <w:szCs w:val="32"/>
+        </w:rPr>
+      </w:pPr>
+    </w:p>
+    <w:p>
+      <w:pPr>
+        <w:jc w:val="both"/>
+        <w:rPr>
+          <w:b/>
+          <w:bCs/>
+          <w:sz w:val="32"/>
+          <w:szCs w:val="32"/>
+        </w:rPr>
+      </w:pPr>
+      <w:r>
+        <w:rPr>
+          <w:b/>
+          <w:bCs/>
+          <w:sz w:val="32"/>
+          <w:szCs w:val="32"/>
         </w:rPr>
         <w:t>App Icon Customize:</w:t>
       </w:r>
@@ -663,30 +800,61 @@
       <w:pPr>
         <w:jc w:val="both"/>
         <w:rPr>
-          <w:sz w:val="36"/>
-          <w:szCs w:val="36"/>
-        </w:rPr>
-      </w:pPr>
-      <w:r>
-        <w:rPr>
-          <w:sz w:val="36"/>
-          <w:szCs w:val="36"/>
+          <w:sz w:val="32"/>
+          <w:szCs w:val="32"/>
+        </w:rPr>
+      </w:pPr>
+      <w:r>
+        <w:rPr>
+          <w:sz w:val="32"/>
+          <w:szCs w:val="32"/>
         </w:rPr>
         <w:t xml:space="preserve"># Go to </w:t>
       </w:r>
-      <w:r>
-        <w:rPr>
-          <w:b/>
-          <w:bCs/>
-          <w:sz w:val="36"/>
-          <w:szCs w:val="36"/>
-        </w:rPr>
-        <w:t xml:space="preserve">project_name \android\app\src\main\res </w:t>
-      </w:r>
-      <w:r>
-        <w:rPr>
-          <w:sz w:val="36"/>
-          <w:szCs w:val="36"/>
+      <w:proofErr w:type="spellStart"/>
+      <w:r>
+        <w:rPr>
+          <w:b/>
+          <w:bCs/>
+          <w:sz w:val="32"/>
+          <w:szCs w:val="32"/>
+        </w:rPr>
+        <w:t>project_name</w:t>
+      </w:r>
+      <w:proofErr w:type="spellEnd"/>
+      <w:r>
+        <w:rPr>
+          <w:b/>
+          <w:bCs/>
+          <w:sz w:val="32"/>
+          <w:szCs w:val="32"/>
+        </w:rPr>
+        <w:t xml:space="preserve"> \android\app\</w:t>
+      </w:r>
+      <w:proofErr w:type="spellStart"/>
+      <w:r>
+        <w:rPr>
+          <w:b/>
+          <w:bCs/>
+          <w:sz w:val="32"/>
+          <w:szCs w:val="32"/>
+        </w:rPr>
+        <w:t>src</w:t>
+      </w:r>
+      <w:proofErr w:type="spellEnd"/>
+      <w:r>
+        <w:rPr>
+          <w:b/>
+          <w:bCs/>
+          <w:sz w:val="32"/>
+          <w:szCs w:val="32"/>
+        </w:rPr>
+        <w:t xml:space="preserve">\main\res </w:t>
+      </w:r>
+      <w:r>
+        <w:rPr>
+          <w:sz w:val="32"/>
+          <w:szCs w:val="32"/>
         </w:rPr>
         <w:t>then:</w:t>
       </w:r>
@@ -700,14 +868,14 @@
         </w:numPr>
         <w:jc w:val="both"/>
         <w:rPr>
-          <w:sz w:val="36"/>
-          <w:szCs w:val="36"/>
-        </w:rPr>
-      </w:pPr>
-      <w:r>
-        <w:rPr>
-          <w:sz w:val="36"/>
-          <w:szCs w:val="36"/>
+          <w:sz w:val="32"/>
+          <w:szCs w:val="32"/>
+        </w:rPr>
+      </w:pPr>
+      <w:r>
+        <w:rPr>
+          <w:sz w:val="32"/>
+          <w:szCs w:val="32"/>
         </w:rPr>
         <w:t>Right-click on the res folder.</w:t>
       </w:r>
@@ -721,14 +889,14 @@
         </w:numPr>
         <w:jc w:val="both"/>
         <w:rPr>
-          <w:sz w:val="36"/>
-          <w:szCs w:val="36"/>
-        </w:rPr>
-      </w:pPr>
-      <w:r>
-        <w:rPr>
-          <w:sz w:val="36"/>
-          <w:szCs w:val="36"/>
+          <w:sz w:val="32"/>
+          <w:szCs w:val="32"/>
+        </w:rPr>
+      </w:pPr>
+      <w:r>
+        <w:rPr>
+          <w:sz w:val="32"/>
+          <w:szCs w:val="32"/>
         </w:rPr>
         <w:t>Select New &gt; Image Asset.</w:t>
       </w:r>
@@ -742,14 +910,14 @@
         </w:numPr>
         <w:jc w:val="both"/>
         <w:rPr>
-          <w:sz w:val="36"/>
-          <w:szCs w:val="36"/>
-        </w:rPr>
-      </w:pPr>
-      <w:r>
-        <w:rPr>
-          <w:sz w:val="36"/>
-          <w:szCs w:val="36"/>
+          <w:sz w:val="32"/>
+          <w:szCs w:val="32"/>
+        </w:rPr>
+      </w:pPr>
+      <w:r>
+        <w:rPr>
+          <w:sz w:val="32"/>
+          <w:szCs w:val="32"/>
         </w:rPr>
         <w:t>Under Icon Type, select Launcher Icons (Adaptive and Legacy).</w:t>
       </w:r>
@@ -763,31 +931,16 @@
         </w:numPr>
         <w:jc w:val="both"/>
         <w:rPr>
-          <w:sz w:val="36"/>
-          <w:szCs w:val="36"/>
-        </w:rPr>
-      </w:pPr>
-      <w:r>
-        <w:rPr>
-          <w:sz w:val="36"/>
-          <w:szCs w:val="36"/>
-        </w:rPr>
-        <w:lastRenderedPageBreak/>
-        <w:t>In the Path field for the Foreground Layer, select</w:t>
-      </w:r>
-      <w:r>
-        <w:rPr>
-          <w:sz w:val="36"/>
-          <w:szCs w:val="36"/>
-        </w:rPr>
-        <w:t xml:space="preserve"> or browse to</w:t>
-      </w:r>
-      <w:r>
-        <w:rPr>
-          <w:sz w:val="36"/>
-          <w:szCs w:val="36"/>
-        </w:rPr>
-        <w:t xml:space="preserve"> our new icon file.</w:t>
+          <w:sz w:val="32"/>
+          <w:szCs w:val="32"/>
+        </w:rPr>
+      </w:pPr>
+      <w:r>
+        <w:rPr>
+          <w:sz w:val="32"/>
+          <w:szCs w:val="32"/>
+        </w:rPr>
+        <w:t>In the Path field for the Foreground Layer, select or browse to our new icon file.</w:t>
       </w:r>
     </w:p>
     <w:p>
@@ -799,38 +952,32 @@
         </w:numPr>
         <w:jc w:val="both"/>
         <w:rPr>
-          <w:sz w:val="36"/>
-          <w:szCs w:val="36"/>
-        </w:rPr>
-      </w:pPr>
-      <w:r>
-        <w:rPr>
-          <w:sz w:val="36"/>
-          <w:szCs w:val="36"/>
-        </w:rPr>
-        <w:t xml:space="preserve">Android Studio will automatically generate all the different sizes and place them in the correct mipmap folders for </w:t>
-      </w:r>
-      <w:r>
-        <w:rPr>
-          <w:sz w:val="36"/>
-          <w:szCs w:val="36"/>
-        </w:rPr>
-        <w:t>us.</w:t>
-      </w:r>
-    </w:p>
-    <w:p>
-      <w:pPr>
-        <w:jc w:val="both"/>
-        <w:rPr>
-          <w:sz w:val="36"/>
-          <w:szCs w:val="36"/>
-        </w:rPr>
-      </w:pPr>
-      <w:r>
-        <w:rPr>
-          <w:sz w:val="36"/>
-          <w:szCs w:val="36"/>
-        </w:rPr>
+          <w:sz w:val="32"/>
+          <w:szCs w:val="32"/>
+        </w:rPr>
+      </w:pPr>
+      <w:r>
+        <w:rPr>
+          <w:sz w:val="32"/>
+          <w:szCs w:val="32"/>
+        </w:rPr>
+        <w:t>Android Studio will automatically generate all the different sizes and place them in the correct mipmap folders for us.</w:t>
+      </w:r>
+    </w:p>
+    <w:p>
+      <w:pPr>
+        <w:jc w:val="both"/>
+        <w:rPr>
+          <w:sz w:val="32"/>
+          <w:szCs w:val="32"/>
+        </w:rPr>
+      </w:pPr>
+      <w:r>
+        <w:rPr>
+          <w:sz w:val="32"/>
+          <w:szCs w:val="32"/>
+        </w:rPr>
+        <w:lastRenderedPageBreak/>
         <w:t>Check Implementation:</w:t>
       </w:r>
     </w:p>
@@ -838,108 +985,84 @@
       <w:pPr>
         <w:jc w:val="both"/>
         <w:rPr>
-          <w:sz w:val="36"/>
-          <w:szCs w:val="36"/>
-        </w:rPr>
-      </w:pPr>
-      <w:r>
-        <w:rPr>
-          <w:sz w:val="36"/>
-          <w:szCs w:val="36"/>
-        </w:rPr>
-        <w:t xml:space="preserve"># </w:t>
-      </w:r>
-      <w:r>
-        <w:rPr>
-          <w:sz w:val="36"/>
-          <w:szCs w:val="36"/>
-        </w:rPr>
-        <w:t>To</w:t>
-      </w:r>
-      <w:r>
-        <w:rPr>
-          <w:sz w:val="36"/>
-          <w:szCs w:val="36"/>
-        </w:rPr>
-        <w:t xml:space="preserve"> </w:t>
-      </w:r>
-      <w:r>
-        <w:rPr>
-          <w:sz w:val="36"/>
-          <w:szCs w:val="36"/>
-        </w:rPr>
-        <w:t xml:space="preserve">confirm, navigate to </w:t>
-      </w:r>
-      <w:r>
-        <w:rPr>
-          <w:sz w:val="36"/>
-          <w:szCs w:val="36"/>
-        </w:rPr>
-        <w:t>projcet</w:t>
-      </w:r>
-      <w:r>
-        <w:rPr>
-          <w:sz w:val="36"/>
-          <w:szCs w:val="36"/>
-        </w:rPr>
-        <w:t>_name/android/app/src/main/AndroidManifest.xml</w:t>
-      </w:r>
-    </w:p>
-    <w:p>
-      <w:pPr>
-        <w:jc w:val="both"/>
-        <w:rPr>
-          <w:sz w:val="36"/>
-          <w:szCs w:val="36"/>
-        </w:rPr>
-      </w:pPr>
-      <w:r>
-        <w:rPr>
-          <w:sz w:val="36"/>
-          <w:szCs w:val="36"/>
-        </w:rPr>
-        <w:t>Inside the &lt;application&gt; tag,</w:t>
-      </w:r>
-      <w:r>
-        <w:rPr>
-          <w:sz w:val="36"/>
-          <w:szCs w:val="36"/>
-        </w:rPr>
-        <w:t xml:space="preserve"> we</w:t>
-      </w:r>
-      <w:r>
-        <w:rPr>
-          <w:sz w:val="36"/>
-          <w:szCs w:val="36"/>
-        </w:rPr>
-        <w:t xml:space="preserve"> should see the following line</w:t>
-      </w:r>
-      <w:r>
-        <w:rPr>
-          <w:sz w:val="36"/>
-          <w:szCs w:val="36"/>
-        </w:rPr>
-        <w:t>. mipmap means icon is applied successfully.</w:t>
-      </w:r>
-    </w:p>
-    <w:p>
-      <w:pPr>
-        <w:jc w:val="both"/>
-        <w:rPr>
-          <w:b/>
-          <w:bCs/>
-          <w:color w:val="D86DCB" w:themeColor="accent5" w:themeTint="99"/>
-          <w:sz w:val="36"/>
-          <w:szCs w:val="36"/>
-        </w:rPr>
-      </w:pPr>
-      <w:r>
-        <w:rPr>
-          <w:b/>
-          <w:bCs/>
-          <w:color w:val="D86DCB" w:themeColor="accent5" w:themeTint="99"/>
-          <w:sz w:val="36"/>
-          <w:szCs w:val="36"/>
+          <w:sz w:val="32"/>
+          <w:szCs w:val="32"/>
+        </w:rPr>
+      </w:pPr>
+      <w:r>
+        <w:rPr>
+          <w:sz w:val="32"/>
+          <w:szCs w:val="32"/>
+        </w:rPr>
+        <w:t xml:space="preserve"># To confirm, navigate to </w:t>
+      </w:r>
+      <w:proofErr w:type="spellStart"/>
+      <w:r>
+        <w:rPr>
+          <w:sz w:val="32"/>
+          <w:szCs w:val="32"/>
+        </w:rPr>
+        <w:t>projcet_name</w:t>
+      </w:r>
+      <w:proofErr w:type="spellEnd"/>
+      <w:r>
+        <w:rPr>
+          <w:sz w:val="32"/>
+          <w:szCs w:val="32"/>
+        </w:rPr>
+        <w:t>/android/app/</w:t>
+      </w:r>
+      <w:proofErr w:type="spellStart"/>
+      <w:r>
+        <w:rPr>
+          <w:sz w:val="32"/>
+          <w:szCs w:val="32"/>
+        </w:rPr>
+        <w:t>src</w:t>
+      </w:r>
+      <w:proofErr w:type="spellEnd"/>
+      <w:r>
+        <w:rPr>
+          <w:sz w:val="32"/>
+          <w:szCs w:val="32"/>
+        </w:rPr>
+        <w:t>/main/AndroidManifest.xml</w:t>
+      </w:r>
+    </w:p>
+    <w:p>
+      <w:pPr>
+        <w:jc w:val="both"/>
+        <w:rPr>
+          <w:sz w:val="32"/>
+          <w:szCs w:val="32"/>
+        </w:rPr>
+      </w:pPr>
+      <w:r>
+        <w:rPr>
+          <w:sz w:val="32"/>
+          <w:szCs w:val="32"/>
+        </w:rPr>
+        <w:t>Inside the &lt;application&gt; tag, we should see the following line. mipmap means icon is applied successfully.</w:t>
+      </w:r>
+    </w:p>
+    <w:p>
+      <w:pPr>
+        <w:jc w:val="both"/>
+        <w:rPr>
+          <w:b/>
+          <w:bCs/>
+          <w:color w:val="D86DCB" w:themeColor="accent5" w:themeTint="99"/>
+          <w:sz w:val="32"/>
+          <w:szCs w:val="32"/>
+        </w:rPr>
+      </w:pPr>
+      <w:r>
+        <w:rPr>
+          <w:b/>
+          <w:bCs/>
+          <w:color w:val="D86DCB" w:themeColor="accent5" w:themeTint="99"/>
+          <w:sz w:val="32"/>
+          <w:szCs w:val="32"/>
         </w:rPr>
         <w:t>&lt;application</w:t>
       </w:r>
@@ -951,83 +1074,221 @@
           <w:b/>
           <w:bCs/>
           <w:color w:val="D86DCB" w:themeColor="accent5" w:themeTint="99"/>
-          <w:sz w:val="36"/>
-          <w:szCs w:val="36"/>
-        </w:rPr>
-      </w:pPr>
-      <w:r>
-        <w:rPr>
-          <w:b/>
-          <w:bCs/>
-          <w:color w:val="D86DCB" w:themeColor="accent5" w:themeTint="99"/>
-          <w:sz w:val="36"/>
-          <w:szCs w:val="36"/>
-        </w:rPr>
-        <w:t xml:space="preserve">    android:name="io.flutter.app.FlutterApplication"</w:t>
-      </w:r>
-    </w:p>
-    <w:p>
-      <w:pPr>
-        <w:jc w:val="both"/>
-        <w:rPr>
-          <w:b/>
-          <w:bCs/>
-          <w:color w:val="D86DCB" w:themeColor="accent5" w:themeTint="99"/>
-          <w:sz w:val="36"/>
-          <w:szCs w:val="36"/>
-        </w:rPr>
-      </w:pPr>
-      <w:r>
-        <w:rPr>
-          <w:b/>
-          <w:bCs/>
-          <w:color w:val="D86DCB" w:themeColor="accent5" w:themeTint="99"/>
-          <w:sz w:val="36"/>
-          <w:szCs w:val="36"/>
-        </w:rPr>
-        <w:t xml:space="preserve">    android:label="your_app_name"</w:t>
-      </w:r>
-    </w:p>
-    <w:p>
-      <w:pPr>
-        <w:jc w:val="both"/>
-        <w:rPr>
-          <w:b/>
-          <w:bCs/>
-          <w:color w:val="D86DCB" w:themeColor="accent5" w:themeTint="99"/>
-          <w:sz w:val="36"/>
-          <w:szCs w:val="36"/>
-        </w:rPr>
-      </w:pPr>
-      <w:r>
-        <w:rPr>
-          <w:b/>
-          <w:bCs/>
-          <w:color w:val="D86DCB" w:themeColor="accent5" w:themeTint="99"/>
-          <w:sz w:val="36"/>
-          <w:szCs w:val="36"/>
-        </w:rPr>
-        <w:t xml:space="preserve">    android:icon="@mipmap/ic_launcher"&gt;</w:t>
-      </w:r>
-    </w:p>
-    <w:p>
-      <w:pPr>
-        <w:jc w:val="both"/>
-        <w:rPr>
-          <w:b/>
-          <w:bCs/>
-          <w:color w:val="D86DCB" w:themeColor="accent5" w:themeTint="99"/>
-          <w:sz w:val="36"/>
-          <w:szCs w:val="36"/>
-        </w:rPr>
-      </w:pPr>
-      <w:r>
-        <w:rPr>
-          <w:b/>
-          <w:bCs/>
-          <w:color w:val="D86DCB" w:themeColor="accent5" w:themeTint="99"/>
-          <w:sz w:val="36"/>
-          <w:szCs w:val="36"/>
+          <w:sz w:val="32"/>
+          <w:szCs w:val="32"/>
+        </w:rPr>
+      </w:pPr>
+      <w:r>
+        <w:rPr>
+          <w:b/>
+          <w:bCs/>
+          <w:color w:val="D86DCB" w:themeColor="accent5" w:themeTint="99"/>
+          <w:sz w:val="32"/>
+          <w:szCs w:val="32"/>
+        </w:rPr>
+        <w:t xml:space="preserve">    </w:t>
+      </w:r>
+      <w:proofErr w:type="spellStart"/>
+      <w:r>
+        <w:rPr>
+          <w:b/>
+          <w:bCs/>
+          <w:color w:val="D86DCB" w:themeColor="accent5" w:themeTint="99"/>
+          <w:sz w:val="32"/>
+          <w:szCs w:val="32"/>
+        </w:rPr>
+        <w:t>android:name</w:t>
+      </w:r>
+      <w:proofErr w:type="spellEnd"/>
+      <w:r>
+        <w:rPr>
+          <w:b/>
+          <w:bCs/>
+          <w:color w:val="D86DCB" w:themeColor="accent5" w:themeTint="99"/>
+          <w:sz w:val="32"/>
+          <w:szCs w:val="32"/>
+        </w:rPr>
+        <w:t>="</w:t>
+      </w:r>
+      <w:proofErr w:type="spellStart"/>
+      <w:proofErr w:type="gramStart"/>
+      <w:r>
+        <w:rPr>
+          <w:b/>
+          <w:bCs/>
+          <w:color w:val="D86DCB" w:themeColor="accent5" w:themeTint="99"/>
+          <w:sz w:val="32"/>
+          <w:szCs w:val="32"/>
+        </w:rPr>
+        <w:t>io.flutter.app.FlutterApplication</w:t>
+      </w:r>
+      <w:proofErr w:type="spellEnd"/>
+      <w:proofErr w:type="gramEnd"/>
+      <w:r>
+        <w:rPr>
+          <w:b/>
+          <w:bCs/>
+          <w:color w:val="D86DCB" w:themeColor="accent5" w:themeTint="99"/>
+          <w:sz w:val="32"/>
+          <w:szCs w:val="32"/>
+        </w:rPr>
+        <w:t>"</w:t>
+      </w:r>
+    </w:p>
+    <w:p>
+      <w:pPr>
+        <w:jc w:val="both"/>
+        <w:rPr>
+          <w:b/>
+          <w:bCs/>
+          <w:color w:val="D86DCB" w:themeColor="accent5" w:themeTint="99"/>
+          <w:sz w:val="32"/>
+          <w:szCs w:val="32"/>
+        </w:rPr>
+      </w:pPr>
+      <w:r>
+        <w:rPr>
+          <w:b/>
+          <w:bCs/>
+          <w:color w:val="D86DCB" w:themeColor="accent5" w:themeTint="99"/>
+          <w:sz w:val="32"/>
+          <w:szCs w:val="32"/>
+        </w:rPr>
+        <w:t xml:space="preserve">    </w:t>
+      </w:r>
+      <w:proofErr w:type="spellStart"/>
+      <w:proofErr w:type="gramStart"/>
+      <w:r>
+        <w:rPr>
+          <w:b/>
+          <w:bCs/>
+          <w:color w:val="D86DCB" w:themeColor="accent5" w:themeTint="99"/>
+          <w:sz w:val="32"/>
+          <w:szCs w:val="32"/>
+        </w:rPr>
+        <w:t>android:label</w:t>
+      </w:r>
+      <w:proofErr w:type="spellEnd"/>
+      <w:proofErr w:type="gramEnd"/>
+      <w:r>
+        <w:rPr>
+          <w:b/>
+          <w:bCs/>
+          <w:color w:val="D86DCB" w:themeColor="accent5" w:themeTint="99"/>
+          <w:sz w:val="32"/>
+          <w:szCs w:val="32"/>
+        </w:rPr>
+        <w:t>="</w:t>
+      </w:r>
+      <w:proofErr w:type="spellStart"/>
+      <w:r>
+        <w:rPr>
+          <w:b/>
+          <w:bCs/>
+          <w:color w:val="D86DCB" w:themeColor="accent5" w:themeTint="99"/>
+          <w:sz w:val="32"/>
+          <w:szCs w:val="32"/>
+        </w:rPr>
+        <w:t>your_app_name</w:t>
+      </w:r>
+      <w:proofErr w:type="spellEnd"/>
+      <w:r>
+        <w:rPr>
+          <w:b/>
+          <w:bCs/>
+          <w:color w:val="D86DCB" w:themeColor="accent5" w:themeTint="99"/>
+          <w:sz w:val="32"/>
+          <w:szCs w:val="32"/>
+        </w:rPr>
+        <w:t>"</w:t>
+      </w:r>
+    </w:p>
+    <w:p>
+      <w:pPr>
+        <w:jc w:val="both"/>
+        <w:rPr>
+          <w:b/>
+          <w:bCs/>
+          <w:color w:val="D86DCB" w:themeColor="accent5" w:themeTint="99"/>
+          <w:sz w:val="32"/>
+          <w:szCs w:val="32"/>
+        </w:rPr>
+      </w:pPr>
+      <w:r>
+        <w:rPr>
+          <w:b/>
+          <w:bCs/>
+          <w:color w:val="D86DCB" w:themeColor="accent5" w:themeTint="99"/>
+          <w:sz w:val="32"/>
+          <w:szCs w:val="32"/>
+        </w:rPr>
+        <w:t xml:space="preserve">    </w:t>
+      </w:r>
+      <w:proofErr w:type="spellStart"/>
+      <w:proofErr w:type="gramStart"/>
+      <w:r>
+        <w:rPr>
+          <w:b/>
+          <w:bCs/>
+          <w:color w:val="D86DCB" w:themeColor="accent5" w:themeTint="99"/>
+          <w:sz w:val="32"/>
+          <w:szCs w:val="32"/>
+        </w:rPr>
+        <w:t>android:icon</w:t>
+      </w:r>
+      <w:proofErr w:type="spellEnd"/>
+      <w:proofErr w:type="gramEnd"/>
+      <w:r>
+        <w:rPr>
+          <w:b/>
+          <w:bCs/>
+          <w:color w:val="D86DCB" w:themeColor="accent5" w:themeTint="99"/>
+          <w:sz w:val="32"/>
+          <w:szCs w:val="32"/>
+        </w:rPr>
+        <w:t>="@mipmap/</w:t>
+      </w:r>
+      <w:proofErr w:type="spellStart"/>
+      <w:r>
+        <w:rPr>
+          <w:b/>
+          <w:bCs/>
+          <w:color w:val="D86DCB" w:themeColor="accent5" w:themeTint="99"/>
+          <w:sz w:val="32"/>
+          <w:szCs w:val="32"/>
+        </w:rPr>
+        <w:t>ic_launcher</w:t>
+      </w:r>
+      <w:proofErr w:type="spellEnd"/>
+      <w:r>
+        <w:rPr>
+          <w:b/>
+          <w:bCs/>
+          <w:color w:val="D86DCB" w:themeColor="accent5" w:themeTint="99"/>
+          <w:sz w:val="32"/>
+          <w:szCs w:val="32"/>
+        </w:rPr>
+        <w:t>"&gt;</w:t>
+      </w:r>
+    </w:p>
+    <w:p>
+      <w:pPr>
+        <w:jc w:val="both"/>
+        <w:rPr>
+          <w:b/>
+          <w:bCs/>
+          <w:color w:val="D86DCB" w:themeColor="accent5" w:themeTint="99"/>
+          <w:sz w:val="32"/>
+          <w:szCs w:val="32"/>
+        </w:rPr>
+      </w:pPr>
+      <w:r>
+        <w:rPr>
+          <w:b/>
+          <w:bCs/>
+          <w:color w:val="D86DCB" w:themeColor="accent5" w:themeTint="99"/>
+          <w:sz w:val="32"/>
+          <w:szCs w:val="32"/>
         </w:rPr>
         <w:t xml:space="preserve">    ...</w:t>
       </w:r>
@@ -1039,17 +1300,17 @@
           <w:b/>
           <w:bCs/>
           <w:color w:val="D86DCB" w:themeColor="accent5" w:themeTint="99"/>
-          <w:sz w:val="36"/>
-          <w:szCs w:val="36"/>
-        </w:rPr>
-      </w:pPr>
-      <w:r>
-        <w:rPr>
-          <w:b/>
-          <w:bCs/>
-          <w:color w:val="D86DCB" w:themeColor="accent5" w:themeTint="99"/>
-          <w:sz w:val="36"/>
-          <w:szCs w:val="36"/>
+          <w:sz w:val="32"/>
+          <w:szCs w:val="32"/>
+        </w:rPr>
+      </w:pPr>
+      <w:r>
+        <w:rPr>
+          <w:b/>
+          <w:bCs/>
+          <w:color w:val="D86DCB" w:themeColor="accent5" w:themeTint="99"/>
+          <w:sz w:val="32"/>
+          <w:szCs w:val="32"/>
         </w:rPr>
         <w:t>&lt;/application&gt;</w:t>
       </w:r>
@@ -1058,27 +1319,27 @@
       <w:pPr>
         <w:jc w:val="both"/>
         <w:rPr>
-          <w:sz w:val="36"/>
-          <w:szCs w:val="36"/>
-        </w:rPr>
-      </w:pPr>
-    </w:p>
-    <w:p>
-      <w:pPr>
-        <w:jc w:val="both"/>
-        <w:rPr>
-          <w:b/>
-          <w:bCs/>
-          <w:sz w:val="36"/>
-          <w:szCs w:val="36"/>
-        </w:rPr>
-      </w:pPr>
-      <w:r>
-        <w:rPr>
-          <w:b/>
-          <w:bCs/>
-          <w:sz w:val="36"/>
-          <w:szCs w:val="36"/>
+          <w:sz w:val="32"/>
+          <w:szCs w:val="32"/>
+        </w:rPr>
+      </w:pPr>
+    </w:p>
+    <w:p>
+      <w:pPr>
+        <w:jc w:val="both"/>
+        <w:rPr>
+          <w:b/>
+          <w:bCs/>
+          <w:sz w:val="32"/>
+          <w:szCs w:val="32"/>
+        </w:rPr>
+      </w:pPr>
+      <w:r>
+        <w:rPr>
+          <w:b/>
+          <w:bCs/>
+          <w:sz w:val="32"/>
+          <w:szCs w:val="32"/>
         </w:rPr>
         <w:t>Change App</w:t>
       </w:r>
@@ -1086,8 +1347,8 @@
         <w:rPr>
           <w:b/>
           <w:bCs/>
-          <w:sz w:val="36"/>
-          <w:szCs w:val="36"/>
+          <w:sz w:val="32"/>
+          <w:szCs w:val="32"/>
         </w:rPr>
         <w:t>lication</w:t>
       </w:r>
@@ -1095,8 +1356,8 @@
         <w:rPr>
           <w:b/>
           <w:bCs/>
-          <w:sz w:val="36"/>
-          <w:szCs w:val="36"/>
+          <w:sz w:val="32"/>
+          <w:szCs w:val="32"/>
         </w:rPr>
         <w:t xml:space="preserve"> ID (Crucial before Initializing Firebase):</w:t>
       </w:r>
@@ -1105,14 +1366,14 @@
       <w:pPr>
         <w:jc w:val="both"/>
         <w:rPr>
-          <w:sz w:val="36"/>
-          <w:szCs w:val="36"/>
-        </w:rPr>
-      </w:pPr>
-      <w:r>
-        <w:rPr>
-          <w:sz w:val="36"/>
-          <w:szCs w:val="36"/>
+          <w:sz w:val="32"/>
+          <w:szCs w:val="32"/>
+        </w:rPr>
+      </w:pPr>
+      <w:r>
+        <w:rPr>
+          <w:sz w:val="32"/>
+          <w:szCs w:val="32"/>
         </w:rPr>
         <w:t>Application ID in Flutter:</w:t>
       </w:r>
@@ -1121,21 +1382,21 @@
       <w:pPr>
         <w:jc w:val="both"/>
         <w:rPr>
-          <w:sz w:val="36"/>
-          <w:szCs w:val="36"/>
-        </w:rPr>
-      </w:pPr>
-      <w:r>
-        <w:rPr>
-          <w:sz w:val="36"/>
-          <w:szCs w:val="36"/>
+          <w:sz w:val="32"/>
+          <w:szCs w:val="32"/>
+        </w:rPr>
+      </w:pPr>
+      <w:r>
+        <w:rPr>
+          <w:sz w:val="32"/>
+          <w:szCs w:val="32"/>
         </w:rPr>
         <w:t># In Flutter</w:t>
       </w:r>
       <w:r>
         <w:rPr>
-          <w:sz w:val="36"/>
-          <w:szCs w:val="36"/>
+          <w:sz w:val="32"/>
+          <w:szCs w:val="32"/>
         </w:rPr>
         <w:t>:</w:t>
       </w:r>
@@ -1149,14 +1410,14 @@
         </w:numPr>
         <w:jc w:val="both"/>
         <w:rPr>
-          <w:sz w:val="36"/>
-          <w:szCs w:val="36"/>
-        </w:rPr>
-      </w:pPr>
-      <w:r>
-        <w:rPr>
-          <w:sz w:val="36"/>
-          <w:szCs w:val="36"/>
+          <w:sz w:val="32"/>
+          <w:szCs w:val="32"/>
+        </w:rPr>
+      </w:pPr>
+      <w:r>
+        <w:rPr>
+          <w:sz w:val="32"/>
+          <w:szCs w:val="32"/>
         </w:rPr>
         <w:t>Android → Application ID = package name</w:t>
       </w:r>
@@ -1170,16 +1431,15 @@
         </w:numPr>
         <w:jc w:val="both"/>
         <w:rPr>
-          <w:sz w:val="36"/>
-          <w:szCs w:val="36"/>
-        </w:rPr>
-      </w:pPr>
-      <w:r>
-        <w:rPr>
-          <w:sz w:val="36"/>
-          <w:szCs w:val="36"/>
-        </w:rPr>
-        <w:lastRenderedPageBreak/>
+          <w:sz w:val="32"/>
+          <w:szCs w:val="32"/>
+        </w:rPr>
+      </w:pPr>
+      <w:r>
+        <w:rPr>
+          <w:sz w:val="32"/>
+          <w:szCs w:val="32"/>
+        </w:rPr>
         <w:t>iOS → Bundle Identifier</w:t>
       </w:r>
     </w:p>
@@ -1192,14 +1452,14 @@
         </w:numPr>
         <w:jc w:val="both"/>
         <w:rPr>
-          <w:sz w:val="36"/>
-          <w:szCs w:val="36"/>
-        </w:rPr>
-      </w:pPr>
-      <w:r>
-        <w:rPr>
-          <w:sz w:val="36"/>
-          <w:szCs w:val="36"/>
+          <w:sz w:val="32"/>
+          <w:szCs w:val="32"/>
+        </w:rPr>
+      </w:pPr>
+      <w:r>
+        <w:rPr>
+          <w:sz w:val="32"/>
+          <w:szCs w:val="32"/>
         </w:rPr>
         <w:t>Firebase identifies your app using this ID</w:t>
       </w:r>
@@ -1208,37 +1468,16 @@
       <w:pPr>
         <w:jc w:val="both"/>
         <w:rPr>
-          <w:sz w:val="36"/>
-          <w:szCs w:val="36"/>
-        </w:rPr>
-      </w:pPr>
-      <w:r>
-        <w:rPr>
-          <w:sz w:val="36"/>
-          <w:szCs w:val="36"/>
-        </w:rPr>
-        <w:t xml:space="preserve"># </w:t>
-      </w:r>
-      <w:r>
-        <w:rPr>
-          <w:sz w:val="36"/>
-          <w:szCs w:val="36"/>
-        </w:rPr>
-        <w:t xml:space="preserve">If </w:t>
-      </w:r>
-      <w:r>
-        <w:rPr>
-          <w:sz w:val="36"/>
-          <w:szCs w:val="36"/>
-        </w:rPr>
-        <w:t>we</w:t>
-      </w:r>
-      <w:r>
-        <w:rPr>
-          <w:sz w:val="36"/>
-          <w:szCs w:val="36"/>
-        </w:rPr>
-        <w:t xml:space="preserve"> don’t change it before Firebase:</w:t>
+          <w:sz w:val="32"/>
+          <w:szCs w:val="32"/>
+        </w:rPr>
+      </w:pPr>
+      <w:r>
+        <w:rPr>
+          <w:sz w:val="32"/>
+          <w:szCs w:val="32"/>
+        </w:rPr>
+        <w:t># If we don’t change it before Firebase:</w:t>
       </w:r>
     </w:p>
     <w:p>
@@ -1250,14 +1489,14 @@
         </w:numPr>
         <w:jc w:val="both"/>
         <w:rPr>
-          <w:sz w:val="36"/>
-          <w:szCs w:val="36"/>
-        </w:rPr>
-      </w:pPr>
-      <w:r>
-        <w:rPr>
-          <w:sz w:val="36"/>
-          <w:szCs w:val="36"/>
+          <w:sz w:val="32"/>
+          <w:szCs w:val="32"/>
+        </w:rPr>
+      </w:pPr>
+      <w:r>
+        <w:rPr>
+          <w:sz w:val="32"/>
+          <w:szCs w:val="32"/>
         </w:rPr>
         <w:t>We’ll need to reconfigure Firebase again.</w:t>
       </w:r>
@@ -1271,14 +1510,14 @@
         </w:numPr>
         <w:jc w:val="both"/>
         <w:rPr>
-          <w:sz w:val="36"/>
-          <w:szCs w:val="36"/>
-        </w:rPr>
-      </w:pPr>
-      <w:r>
-        <w:rPr>
-          <w:sz w:val="36"/>
-          <w:szCs w:val="36"/>
+          <w:sz w:val="32"/>
+          <w:szCs w:val="32"/>
+        </w:rPr>
+      </w:pPr>
+      <w:r>
+        <w:rPr>
+          <w:sz w:val="32"/>
+          <w:szCs w:val="32"/>
         </w:rPr>
         <w:t>Play Store publishing becomes messy.</w:t>
       </w:r>
@@ -1292,14 +1531,14 @@
         </w:numPr>
         <w:jc w:val="both"/>
         <w:rPr>
-          <w:sz w:val="36"/>
-          <w:szCs w:val="36"/>
-        </w:rPr>
-      </w:pPr>
-      <w:r>
-        <w:rPr>
-          <w:sz w:val="36"/>
-          <w:szCs w:val="36"/>
+          <w:sz w:val="32"/>
+          <w:szCs w:val="32"/>
+        </w:rPr>
+      </w:pPr>
+      <w:r>
+        <w:rPr>
+          <w:sz w:val="32"/>
+          <w:szCs w:val="32"/>
         </w:rPr>
         <w:t>Push notifications can break.</w:t>
       </w:r>
@@ -1308,72 +1547,66 @@
       <w:pPr>
         <w:jc w:val="both"/>
         <w:rPr>
-          <w:sz w:val="36"/>
-          <w:szCs w:val="36"/>
-        </w:rPr>
-      </w:pPr>
-      <w:r>
-        <w:rPr>
-          <w:sz w:val="36"/>
-          <w:szCs w:val="36"/>
-        </w:rPr>
-        <w:t xml:space="preserve"># </w:t>
-      </w:r>
-      <w:r>
-        <w:rPr>
-          <w:sz w:val="36"/>
-          <w:szCs w:val="36"/>
-        </w:rPr>
-        <w:t>So</w:t>
-      </w:r>
-      <w:r>
-        <w:rPr>
-          <w:sz w:val="36"/>
-          <w:szCs w:val="36"/>
-        </w:rPr>
-        <w:t>,</w:t>
-      </w:r>
-      <w:r>
-        <w:rPr>
-          <w:sz w:val="36"/>
-          <w:szCs w:val="36"/>
-        </w:rPr>
-        <w:t xml:space="preserve"> we fix it properly.</w:t>
-      </w:r>
-      <w:r>
-        <w:rPr>
-          <w:sz w:val="36"/>
-          <w:szCs w:val="36"/>
-        </w:rPr>
-        <w:t xml:space="preserve"> Example:</w:t>
-      </w:r>
-    </w:p>
-    <w:p>
-      <w:pPr>
-        <w:jc w:val="both"/>
-        <w:rPr>
-          <w:b/>
-          <w:bCs/>
-          <w:sz w:val="36"/>
-          <w:szCs w:val="36"/>
-        </w:rPr>
-      </w:pPr>
-      <w:r>
-        <w:rPr>
-          <w:b/>
-          <w:bCs/>
-          <w:sz w:val="36"/>
-          <w:szCs w:val="36"/>
-        </w:rPr>
-        <w:t xml:space="preserve">com.example.myapp   </w:t>
+          <w:sz w:val="32"/>
+          <w:szCs w:val="32"/>
+        </w:rPr>
+      </w:pPr>
+      <w:r>
+        <w:rPr>
+          <w:sz w:val="32"/>
+          <w:szCs w:val="32"/>
+        </w:rPr>
+        <w:t># So, we fix it properly. Example:</w:t>
+      </w:r>
+    </w:p>
+    <w:p>
+      <w:pPr>
+        <w:jc w:val="both"/>
+        <w:rPr>
+          <w:b/>
+          <w:bCs/>
+          <w:sz w:val="32"/>
+          <w:szCs w:val="32"/>
+        </w:rPr>
+      </w:pPr>
+      <w:proofErr w:type="spellStart"/>
+      <w:r>
+        <w:rPr>
+          <w:b/>
+          <w:bCs/>
+          <w:sz w:val="32"/>
+          <w:szCs w:val="32"/>
+        </w:rPr>
+        <w:t>com.</w:t>
+      </w:r>
+      <w:proofErr w:type="gramStart"/>
+      <w:r>
+        <w:rPr>
+          <w:b/>
+          <w:bCs/>
+          <w:sz w:val="32"/>
+          <w:szCs w:val="32"/>
+        </w:rPr>
+        <w:t>example.myapp</w:t>
+      </w:r>
+      <w:proofErr w:type="spellEnd"/>
+      <w:proofErr w:type="gramEnd"/>
+      <w:r>
+        <w:rPr>
+          <w:b/>
+          <w:bCs/>
+          <w:sz w:val="32"/>
+          <w:szCs w:val="32"/>
+        </w:rPr>
+        <w:t xml:space="preserve">   </w:t>
       </w:r>
       <w:r>
         <w:rPr>
           <w:rFonts w:ascii="Segoe UI Emoji" w:hAnsi="Segoe UI Emoji" w:cs="Segoe UI Emoji"/>
           <w:b/>
           <w:bCs/>
-          <w:sz w:val="36"/>
-          <w:szCs w:val="36"/>
+          <w:sz w:val="32"/>
+          <w:szCs w:val="32"/>
         </w:rPr>
         <w:t>❌</w:t>
       </w:r>
@@ -1381,8 +1614,8 @@
         <w:rPr>
           <w:b/>
           <w:bCs/>
-          <w:sz w:val="36"/>
-          <w:szCs w:val="36"/>
+          <w:sz w:val="32"/>
+          <w:szCs w:val="32"/>
         </w:rPr>
         <w:t xml:space="preserve"> (default, useless)</w:t>
       </w:r>
@@ -1393,26 +1626,49 @@
         <w:rPr>
           <w:b/>
           <w:bCs/>
-          <w:sz w:val="36"/>
-          <w:szCs w:val="36"/>
-        </w:rPr>
-      </w:pPr>
-      <w:r>
-        <w:rPr>
-          <w:b/>
-          <w:bCs/>
-          <w:sz w:val="36"/>
-          <w:szCs w:val="36"/>
-        </w:rPr>
-        <w:t xml:space="preserve">com.nazmul.todoapp  </w:t>
+          <w:sz w:val="32"/>
+          <w:szCs w:val="32"/>
+        </w:rPr>
+      </w:pPr>
+      <w:proofErr w:type="spellStart"/>
+      <w:proofErr w:type="gramStart"/>
+      <w:r>
+        <w:rPr>
+          <w:b/>
+          <w:bCs/>
+          <w:sz w:val="32"/>
+          <w:szCs w:val="32"/>
+        </w:rPr>
+        <w:lastRenderedPageBreak/>
+        <w:t>com.nazmul</w:t>
+      </w:r>
+      <w:proofErr w:type="gramEnd"/>
+      <w:r>
+        <w:rPr>
+          <w:b/>
+          <w:bCs/>
+          <w:sz w:val="32"/>
+          <w:szCs w:val="32"/>
+        </w:rPr>
+        <w:t>.todoapp</w:t>
+      </w:r>
+      <w:proofErr w:type="spellEnd"/>
+      <w:r>
+        <w:rPr>
+          <w:b/>
+          <w:bCs/>
+          <w:sz w:val="32"/>
+          <w:szCs w:val="32"/>
+        </w:rPr>
+        <w:t xml:space="preserve">  </w:t>
       </w:r>
       <w:r>
         <w:rPr>
           <w:rFonts w:ascii="Segoe UI Emoji" w:hAnsi="Segoe UI Emoji" w:cs="Segoe UI Emoji"/>
           <w:b/>
           <w:bCs/>
-          <w:sz w:val="36"/>
-          <w:szCs w:val="36"/>
+          <w:sz w:val="32"/>
+          <w:szCs w:val="32"/>
         </w:rPr>
         <w:t>✅</w:t>
       </w:r>
@@ -1420,8 +1676,8 @@
         <w:rPr>
           <w:b/>
           <w:bCs/>
-          <w:sz w:val="36"/>
-          <w:szCs w:val="36"/>
+          <w:sz w:val="32"/>
+          <w:szCs w:val="32"/>
         </w:rPr>
         <w:t xml:space="preserve"> (real, unique)</w:t>
       </w:r>
@@ -1430,30 +1686,81 @@
       <w:pPr>
         <w:jc w:val="both"/>
         <w:rPr>
-          <w:sz w:val="36"/>
-          <w:szCs w:val="36"/>
-        </w:rPr>
-      </w:pPr>
-    </w:p>
-    <w:p>
-      <w:pPr>
-        <w:jc w:val="both"/>
-        <w:rPr>
-          <w:sz w:val="36"/>
-          <w:szCs w:val="36"/>
-        </w:rPr>
-      </w:pPr>
-      <w:r>
-        <w:rPr>
-          <w:sz w:val="36"/>
-          <w:szCs w:val="36"/>
-        </w:rPr>
-        <w:t>Industry Way</w:t>
-      </w:r>
-      <w:r>
-        <w:rPr>
-          <w:sz w:val="36"/>
-          <w:szCs w:val="36"/>
+          <w:sz w:val="32"/>
+          <w:szCs w:val="32"/>
+        </w:rPr>
+      </w:pPr>
+    </w:p>
+    <w:p>
+      <w:pPr>
+        <w:jc w:val="both"/>
+        <w:rPr>
+          <w:sz w:val="32"/>
+          <w:szCs w:val="32"/>
+        </w:rPr>
+      </w:pPr>
+      <w:r>
+        <w:rPr>
+          <w:sz w:val="32"/>
+          <w:szCs w:val="32"/>
+        </w:rPr>
+        <w:t>Industry Way:</w:t>
+      </w:r>
+    </w:p>
+    <w:p>
+      <w:pPr>
+        <w:jc w:val="both"/>
+        <w:rPr>
+          <w:sz w:val="32"/>
+          <w:szCs w:val="32"/>
+        </w:rPr>
+      </w:pPr>
+      <w:r>
+        <w:rPr>
+          <w:sz w:val="32"/>
+          <w:szCs w:val="32"/>
+        </w:rPr>
+        <w:t>#</w:t>
+      </w:r>
+      <w:r>
+        <w:rPr>
+          <w:sz w:val="32"/>
+          <w:szCs w:val="32"/>
+        </w:rPr>
+        <w:t xml:space="preserve"> </w:t>
+      </w:r>
+      <w:r>
+        <w:rPr>
+          <w:sz w:val="32"/>
+          <w:szCs w:val="32"/>
+        </w:rPr>
+        <w:t xml:space="preserve">Instead of manual rename, use </w:t>
+      </w:r>
+      <w:r>
+        <w:rPr>
+          <w:sz w:val="32"/>
+          <w:szCs w:val="32"/>
+        </w:rPr>
+        <w:t>rename,</w:t>
+      </w:r>
+      <w:r>
+        <w:rPr>
+          <w:sz w:val="32"/>
+          <w:szCs w:val="32"/>
+        </w:rPr>
+        <w:t xml:space="preserve"> </w:t>
+      </w:r>
+      <w:r>
+        <w:rPr>
+          <w:sz w:val="32"/>
+          <w:szCs w:val="32"/>
+        </w:rPr>
+        <w:t>a CLI tool that helps for renaming in Flutter projects. Install it</w:t>
+      </w:r>
+      <w:r>
+        <w:rPr>
+          <w:sz w:val="32"/>
+          <w:szCs w:val="32"/>
         </w:rPr>
         <w:t>:</w:t>
       </w:r>
@@ -1462,247 +1769,206 @@
       <w:pPr>
         <w:jc w:val="both"/>
         <w:rPr>
-          <w:sz w:val="36"/>
-          <w:szCs w:val="36"/>
-        </w:rPr>
-      </w:pPr>
-      <w:r>
-        <w:rPr>
-          <w:sz w:val="36"/>
-          <w:szCs w:val="36"/>
-        </w:rPr>
-        <w:t>#</w:t>
-      </w:r>
-      <w:r>
-        <w:rPr>
-          <w:sz w:val="36"/>
-          <w:szCs w:val="36"/>
+          <w:b/>
+          <w:bCs/>
+          <w:color w:val="60CAF3" w:themeColor="accent4" w:themeTint="99"/>
+          <w:sz w:val="32"/>
+          <w:szCs w:val="32"/>
+        </w:rPr>
+      </w:pPr>
+      <w:r>
+        <w:rPr>
+          <w:b/>
+          <w:bCs/>
+          <w:color w:val="60CAF3" w:themeColor="accent4" w:themeTint="99"/>
+          <w:sz w:val="32"/>
+          <w:szCs w:val="32"/>
+        </w:rPr>
+        <w:t>flutter pub global activate rename</w:t>
+      </w:r>
+    </w:p>
+    <w:p>
+      <w:pPr>
+        <w:jc w:val="both"/>
+        <w:rPr>
+          <w:sz w:val="32"/>
+          <w:szCs w:val="32"/>
+        </w:rPr>
+      </w:pPr>
+      <w:r>
+        <w:rPr>
+          <w:sz w:val="32"/>
+          <w:szCs w:val="32"/>
+        </w:rPr>
+        <w:t># If its pre-installed check for this using this command:</w:t>
+      </w:r>
+    </w:p>
+    <w:p>
+      <w:pPr>
+        <w:jc w:val="both"/>
+        <w:rPr>
+          <w:b/>
+          <w:bCs/>
+          <w:color w:val="60CAF3" w:themeColor="accent4" w:themeTint="99"/>
+          <w:sz w:val="32"/>
+          <w:szCs w:val="32"/>
+        </w:rPr>
+      </w:pPr>
+      <w:r>
+        <w:rPr>
+          <w:b/>
+          <w:bCs/>
+          <w:color w:val="60CAF3" w:themeColor="accent4" w:themeTint="99"/>
+          <w:sz w:val="32"/>
+          <w:szCs w:val="32"/>
+        </w:rPr>
+        <w:t>rename --version</w:t>
+      </w:r>
+    </w:p>
+    <w:p>
+      <w:pPr>
+        <w:jc w:val="both"/>
+        <w:rPr>
+          <w:sz w:val="32"/>
+          <w:szCs w:val="32"/>
+        </w:rPr>
+      </w:pPr>
+      <w:r>
+        <w:rPr>
+          <w:sz w:val="32"/>
+          <w:szCs w:val="32"/>
+        </w:rPr>
+        <w:t xml:space="preserve"># Then in the </w:t>
+      </w:r>
+      <w:proofErr w:type="spellStart"/>
+      <w:r>
+        <w:rPr>
+          <w:sz w:val="32"/>
+          <w:szCs w:val="32"/>
+        </w:rPr>
+        <w:t>project_root’s</w:t>
+      </w:r>
+      <w:proofErr w:type="spellEnd"/>
+      <w:r>
+        <w:rPr>
+          <w:sz w:val="32"/>
+          <w:szCs w:val="32"/>
+        </w:rPr>
+        <w:t xml:space="preserve"> terminal run</w:t>
+      </w:r>
+      <w:r>
+        <w:rPr>
+          <w:sz w:val="32"/>
+          <w:szCs w:val="32"/>
+        </w:rPr>
+        <w:t xml:space="preserve"> (targets </w:t>
+      </w:r>
+      <w:proofErr w:type="spellStart"/>
+      <w:proofErr w:type="gramStart"/>
+      <w:r>
+        <w:rPr>
+          <w:sz w:val="32"/>
+          <w:szCs w:val="32"/>
+        </w:rPr>
+        <w:t>android,iOS</w:t>
+      </w:r>
+      <w:proofErr w:type="spellEnd"/>
+      <w:proofErr w:type="gramEnd"/>
+      <w:r>
+        <w:rPr>
+          <w:sz w:val="32"/>
+          <w:szCs w:val="32"/>
+        </w:rPr>
+        <w:t>)</w:t>
+      </w:r>
+    </w:p>
+    <w:p>
+      <w:pPr>
+        <w:jc w:val="both"/>
+        <w:rPr>
+          <w:b/>
+          <w:bCs/>
+          <w:color w:val="60CAF3" w:themeColor="accent4" w:themeTint="99"/>
+          <w:sz w:val="32"/>
+          <w:szCs w:val="32"/>
+        </w:rPr>
+      </w:pPr>
+      <w:r>
+        <w:rPr>
+          <w:b/>
+          <w:bCs/>
+          <w:color w:val="60CAF3" w:themeColor="accent4" w:themeTint="99"/>
+          <w:sz w:val="32"/>
+          <w:szCs w:val="32"/>
+        </w:rPr>
+        <w:t xml:space="preserve">rename </w:t>
+      </w:r>
+      <w:proofErr w:type="spellStart"/>
+      <w:r>
+        <w:rPr>
+          <w:b/>
+          <w:bCs/>
+          <w:color w:val="60CAF3" w:themeColor="accent4" w:themeTint="99"/>
+          <w:sz w:val="32"/>
+          <w:szCs w:val="32"/>
+        </w:rPr>
+        <w:t>setBundleId</w:t>
+      </w:r>
+      <w:proofErr w:type="spellEnd"/>
+      <w:r>
+        <w:rPr>
+          <w:b/>
+          <w:bCs/>
+          <w:color w:val="60CAF3" w:themeColor="accent4" w:themeTint="99"/>
+          <w:sz w:val="32"/>
+          <w:szCs w:val="32"/>
         </w:rPr>
         <w:t xml:space="preserve"> </w:t>
       </w:r>
-      <w:r>
-        <w:rPr>
-          <w:sz w:val="36"/>
-          <w:szCs w:val="36"/>
-        </w:rPr>
-        <w:t>Instead of manual rename, use</w:t>
-      </w:r>
-      <w:r>
-        <w:rPr>
-          <w:sz w:val="36"/>
-          <w:szCs w:val="36"/>
-        </w:rPr>
-        <w:t xml:space="preserve"> </w:t>
-      </w:r>
-      <w:r>
-        <w:rPr>
-          <w:sz w:val="36"/>
-          <w:szCs w:val="36"/>
-        </w:rPr>
-        <w:t>rename</w:t>
-      </w:r>
-      <w:r>
-        <w:rPr>
-          <w:sz w:val="36"/>
-          <w:szCs w:val="36"/>
-        </w:rPr>
-        <w:t>,</w:t>
-      </w:r>
-      <w:r>
-        <w:rPr>
-          <w:sz w:val="36"/>
-          <w:szCs w:val="36"/>
-        </w:rPr>
-        <w:t xml:space="preserve"> </w:t>
-      </w:r>
-      <w:r>
-        <w:rPr>
-          <w:sz w:val="36"/>
-          <w:szCs w:val="36"/>
-        </w:rPr>
-        <w:t xml:space="preserve">a </w:t>
-      </w:r>
-      <w:r>
-        <w:rPr>
-          <w:sz w:val="36"/>
-          <w:szCs w:val="36"/>
-        </w:rPr>
-        <w:t>CLI tool that helps for renaming in Flutter projects</w:t>
-      </w:r>
-      <w:r>
-        <w:rPr>
-          <w:sz w:val="36"/>
-          <w:szCs w:val="36"/>
-        </w:rPr>
-        <w:t>. Install it</w:t>
-      </w:r>
-      <w:r>
-        <w:rPr>
-          <w:sz w:val="36"/>
-          <w:szCs w:val="36"/>
-        </w:rPr>
-        <w:t>:</w:t>
-      </w:r>
-    </w:p>
-    <w:p>
-      <w:pPr>
-        <w:jc w:val="both"/>
+      <w:proofErr w:type="spellStart"/>
+      <w:proofErr w:type="gramStart"/>
+      <w:r>
         <w:rPr>
           <w:b/>
           <w:bCs/>
           <w:color w:val="60CAF3" w:themeColor="accent4" w:themeTint="99"/>
-          <w:sz w:val="36"/>
-          <w:szCs w:val="36"/>
-        </w:rPr>
-      </w:pPr>
+          <w:sz w:val="32"/>
+          <w:szCs w:val="32"/>
+        </w:rPr>
+        <w:t>com.nazmul</w:t>
+      </w:r>
+      <w:proofErr w:type="gramEnd"/>
       <w:r>
         <w:rPr>
           <w:b/>
           <w:bCs/>
           <w:color w:val="60CAF3" w:themeColor="accent4" w:themeTint="99"/>
-          <w:sz w:val="36"/>
-          <w:szCs w:val="36"/>
-        </w:rPr>
-        <w:t>flutter pub global activate rename</w:t>
-      </w:r>
-    </w:p>
-    <w:p>
-      <w:pPr>
-        <w:jc w:val="both"/>
-        <w:rPr>
-          <w:sz w:val="36"/>
-          <w:szCs w:val="36"/>
-        </w:rPr>
-      </w:pPr>
-      <w:r>
-        <w:rPr>
-          <w:sz w:val="36"/>
-          <w:szCs w:val="36"/>
-        </w:rPr>
-        <w:t># If its pre-installed check for this using this command:</w:t>
-      </w:r>
-    </w:p>
-    <w:p>
-      <w:pPr>
-        <w:jc w:val="both"/>
-        <w:rPr>
-          <w:b/>
-          <w:bCs/>
-          <w:color w:val="60CAF3" w:themeColor="accent4" w:themeTint="99"/>
-          <w:sz w:val="36"/>
-          <w:szCs w:val="36"/>
-        </w:rPr>
-      </w:pPr>
-      <w:r>
-        <w:rPr>
-          <w:b/>
-          <w:bCs/>
-          <w:color w:val="60CAF3" w:themeColor="accent4" w:themeTint="99"/>
-          <w:sz w:val="36"/>
-          <w:szCs w:val="36"/>
-        </w:rPr>
-        <w:t>rename --version</w:t>
-      </w:r>
-    </w:p>
-    <w:p>
-      <w:pPr>
-        <w:jc w:val="both"/>
-        <w:rPr>
-          <w:sz w:val="36"/>
-          <w:szCs w:val="36"/>
-        </w:rPr>
-      </w:pPr>
-      <w:r>
-        <w:rPr>
-          <w:sz w:val="36"/>
-          <w:szCs w:val="36"/>
-        </w:rPr>
-        <w:t># Then in the project_root’s terminal run</w:t>
-      </w:r>
-      <w:r>
-        <w:rPr>
-          <w:sz w:val="36"/>
-          <w:szCs w:val="36"/>
-        </w:rPr>
-        <w:t xml:space="preserve"> (</w:t>
-      </w:r>
-      <w:r>
-        <w:rPr>
-          <w:sz w:val="36"/>
-          <w:szCs w:val="36"/>
-        </w:rPr>
-        <w:t>targets android,i</w:t>
-      </w:r>
-      <w:r>
-        <w:rPr>
-          <w:sz w:val="36"/>
-          <w:szCs w:val="36"/>
-        </w:rPr>
-        <w:t>OS)</w:t>
-      </w:r>
-    </w:p>
-    <w:p>
-      <w:pPr>
-        <w:jc w:val="both"/>
-        <w:rPr>
-          <w:b/>
-          <w:bCs/>
-          <w:color w:val="60CAF3" w:themeColor="accent4" w:themeTint="99"/>
-          <w:sz w:val="36"/>
-          <w:szCs w:val="36"/>
-        </w:rPr>
-      </w:pPr>
-      <w:r>
-        <w:rPr>
-          <w:b/>
-          <w:bCs/>
-          <w:color w:val="60CAF3" w:themeColor="accent4" w:themeTint="99"/>
-          <w:sz w:val="36"/>
-          <w:szCs w:val="36"/>
-        </w:rPr>
-        <w:t>rename setBundleId com.nazmul.todoapp</w:t>
-      </w:r>
-    </w:p>
-    <w:p>
-      <w:pPr>
-        <w:jc w:val="both"/>
-        <w:rPr>
-          <w:sz w:val="36"/>
-          <w:szCs w:val="36"/>
-        </w:rPr>
-      </w:pPr>
-      <w:r>
-        <w:rPr>
-          <w:sz w:val="36"/>
-          <w:szCs w:val="36"/>
-        </w:rPr>
-        <w:t xml:space="preserve"># </w:t>
-      </w:r>
-      <w:r>
-        <w:rPr>
-          <w:sz w:val="36"/>
-          <w:szCs w:val="36"/>
-        </w:rPr>
-        <w:t>This</w:t>
-      </w:r>
-      <w:r>
-        <w:rPr>
-          <w:sz w:val="36"/>
-          <w:szCs w:val="36"/>
-        </w:rPr>
-        <w:t xml:space="preserve"> </w:t>
-      </w:r>
-      <w:r>
-        <w:rPr>
-          <w:sz w:val="36"/>
-          <w:szCs w:val="36"/>
-        </w:rPr>
-        <w:t>update</w:t>
-      </w:r>
-      <w:r>
-        <w:rPr>
-          <w:sz w:val="36"/>
-          <w:szCs w:val="36"/>
+          <w:sz w:val="32"/>
+          <w:szCs w:val="32"/>
+        </w:rPr>
+        <w:t>.todoapp</w:t>
+      </w:r>
+      <w:proofErr w:type="spellEnd"/>
+    </w:p>
+    <w:p>
+      <w:pPr>
+        <w:jc w:val="both"/>
+        <w:rPr>
+          <w:sz w:val="32"/>
+          <w:szCs w:val="32"/>
+        </w:rPr>
+      </w:pPr>
+      <w:r>
+        <w:rPr>
+          <w:sz w:val="32"/>
+          <w:szCs w:val="32"/>
+        </w:rPr>
+        <w:t># This update</w:t>
+      </w:r>
+      <w:r>
+        <w:rPr>
+          <w:sz w:val="32"/>
+          <w:szCs w:val="32"/>
         </w:rPr>
         <w:t>:</w:t>
       </w:r>
@@ -1716,14 +1982,14 @@
         </w:numPr>
         <w:jc w:val="both"/>
         <w:rPr>
-          <w:sz w:val="36"/>
-          <w:szCs w:val="36"/>
-        </w:rPr>
-      </w:pPr>
-      <w:r>
-        <w:rPr>
-          <w:sz w:val="36"/>
-          <w:szCs w:val="36"/>
+          <w:sz w:val="32"/>
+          <w:szCs w:val="32"/>
+        </w:rPr>
+      </w:pPr>
+      <w:r>
+        <w:rPr>
+          <w:sz w:val="32"/>
+          <w:szCs w:val="32"/>
         </w:rPr>
         <w:t>Android</w:t>
       </w:r>
@@ -1737,14 +2003,14 @@
         </w:numPr>
         <w:jc w:val="both"/>
         <w:rPr>
-          <w:sz w:val="36"/>
-          <w:szCs w:val="36"/>
-        </w:rPr>
-      </w:pPr>
-      <w:r>
-        <w:rPr>
-          <w:sz w:val="36"/>
-          <w:szCs w:val="36"/>
+          <w:sz w:val="32"/>
+          <w:szCs w:val="32"/>
+        </w:rPr>
+      </w:pPr>
+      <w:r>
+        <w:rPr>
+          <w:sz w:val="32"/>
+          <w:szCs w:val="32"/>
         </w:rPr>
         <w:t>iOS</w:t>
       </w:r>
@@ -1758,1203 +2024,1762 @@
         </w:numPr>
         <w:jc w:val="both"/>
         <w:rPr>
-          <w:sz w:val="36"/>
-          <w:szCs w:val="36"/>
-        </w:rPr>
-      </w:pPr>
-      <w:r>
-        <w:rPr>
-          <w:sz w:val="36"/>
-          <w:szCs w:val="36"/>
+          <w:sz w:val="32"/>
+          <w:szCs w:val="32"/>
+        </w:rPr>
+      </w:pPr>
+      <w:r>
+        <w:rPr>
+          <w:sz w:val="32"/>
+          <w:szCs w:val="32"/>
+        </w:rPr>
+        <w:t>macOS (if exists)</w:t>
+      </w:r>
+    </w:p>
+    <w:p>
+      <w:pPr>
+        <w:jc w:val="both"/>
+        <w:rPr>
+          <w:sz w:val="32"/>
+          <w:szCs w:val="32"/>
+        </w:rPr>
+      </w:pPr>
+      <w:r>
+        <w:rPr>
+          <w:sz w:val="32"/>
+          <w:szCs w:val="32"/>
+        </w:rPr>
+        <w:t xml:space="preserve"># </w:t>
+      </w:r>
+      <w:r>
+        <w:rPr>
+          <w:sz w:val="32"/>
+          <w:szCs w:val="32"/>
+        </w:rPr>
+        <w:t>Less headache. Cleaner.</w:t>
+      </w:r>
+      <w:r>
+        <w:rPr>
+          <w:sz w:val="32"/>
+          <w:szCs w:val="32"/>
+        </w:rPr>
+        <w:t xml:space="preserve"> </w:t>
+      </w:r>
+      <w:r>
+        <w:rPr>
+          <w:sz w:val="32"/>
+          <w:szCs w:val="32"/>
+        </w:rPr>
+        <w:t>There are</w:t>
+      </w:r>
+      <w:r>
+        <w:rPr>
+          <w:sz w:val="32"/>
+          <w:szCs w:val="32"/>
+        </w:rPr>
+        <w:t xml:space="preserve"> also other commands to get current bundle id</w:t>
+      </w:r>
+      <w:r>
+        <w:rPr>
+          <w:sz w:val="32"/>
+          <w:szCs w:val="32"/>
+        </w:rPr>
+        <w:t>, get current app name and set app name.</w:t>
+      </w:r>
+    </w:p>
+    <w:p>
+      <w:pPr>
+        <w:jc w:val="both"/>
+        <w:rPr>
+          <w:sz w:val="32"/>
+          <w:szCs w:val="32"/>
+        </w:rPr>
+      </w:pPr>
+      <w:r>
+        <w:rPr>
+          <w:sz w:val="32"/>
+          <w:szCs w:val="32"/>
+        </w:rPr>
+        <w:t>Note: Sometimes it changes the</w:t>
+      </w:r>
+      <w:r>
+        <w:rPr>
+          <w:b/>
+          <w:bCs/>
+          <w:sz w:val="32"/>
+          <w:szCs w:val="32"/>
+        </w:rPr>
+        <w:t xml:space="preserve"> </w:t>
+      </w:r>
+      <w:proofErr w:type="gramStart"/>
+      <w:r>
+        <w:rPr>
+          <w:b/>
+          <w:bCs/>
+          <w:sz w:val="32"/>
+          <w:szCs w:val="32"/>
+        </w:rPr>
+        <w:t>id</w:t>
+      </w:r>
+      <w:r>
+        <w:rPr>
+          <w:b/>
+          <w:bCs/>
+          <w:sz w:val="32"/>
+          <w:szCs w:val="32"/>
+        </w:rPr>
+        <w:t>(</w:t>
+      </w:r>
+      <w:proofErr w:type="gramEnd"/>
+      <w:r>
+        <w:rPr>
+          <w:b/>
+          <w:bCs/>
+          <w:sz w:val="32"/>
+          <w:szCs w:val="32"/>
+        </w:rPr>
+        <w:t>)</w:t>
+      </w:r>
+      <w:r>
+        <w:rPr>
+          <w:b/>
+          <w:bCs/>
+          <w:sz w:val="32"/>
+          <w:szCs w:val="32"/>
+        </w:rPr>
+        <w:t xml:space="preserve"> </w:t>
+      </w:r>
+      <w:r>
+        <w:rPr>
+          <w:sz w:val="32"/>
+          <w:szCs w:val="32"/>
+        </w:rPr>
+        <w:t xml:space="preserve">in </w:t>
+      </w:r>
+      <w:r>
+        <w:rPr>
+          <w:b/>
+          <w:bCs/>
+          <w:sz w:val="32"/>
+          <w:szCs w:val="32"/>
+        </w:rPr>
+        <w:t xml:space="preserve">plugin {} </w:t>
+      </w:r>
+      <w:r>
+        <w:rPr>
+          <w:sz w:val="32"/>
+          <w:szCs w:val="32"/>
+        </w:rPr>
+        <w:t xml:space="preserve">block of </w:t>
+      </w:r>
+      <w:proofErr w:type="spellStart"/>
+      <w:r>
+        <w:rPr>
+          <w:b/>
+          <w:bCs/>
+          <w:sz w:val="32"/>
+          <w:szCs w:val="32"/>
+        </w:rPr>
+        <w:t>project_root</w:t>
+      </w:r>
+      <w:proofErr w:type="spellEnd"/>
+      <w:r>
+        <w:rPr>
+          <w:b/>
+          <w:bCs/>
+          <w:sz w:val="32"/>
+          <w:szCs w:val="32"/>
+        </w:rPr>
+        <w:t>/android/app/</w:t>
+      </w:r>
+      <w:proofErr w:type="spellStart"/>
+      <w:r>
+        <w:rPr>
+          <w:b/>
+          <w:bCs/>
+          <w:sz w:val="32"/>
+          <w:szCs w:val="32"/>
+        </w:rPr>
+        <w:t>build.gradle.kts</w:t>
+      </w:r>
+      <w:proofErr w:type="spellEnd"/>
+      <w:r>
+        <w:rPr>
+          <w:sz w:val="32"/>
+          <w:szCs w:val="32"/>
+        </w:rPr>
+        <w:t xml:space="preserve"> file. Make sure </w:t>
+      </w:r>
+      <w:r>
+        <w:rPr>
+          <w:b/>
+          <w:bCs/>
+          <w:sz w:val="32"/>
+          <w:szCs w:val="32"/>
+        </w:rPr>
+        <w:t>plugin</w:t>
+      </w:r>
+      <w:r>
+        <w:rPr>
+          <w:sz w:val="32"/>
+          <w:szCs w:val="32"/>
+        </w:rPr>
+        <w:t xml:space="preserve"> block looks like this:</w:t>
+      </w:r>
+    </w:p>
+    <w:p>
+      <w:pPr>
+        <w:jc w:val="both"/>
+        <w:rPr>
+          <w:b/>
+          <w:bCs/>
+          <w:color w:val="D86DCB" w:themeColor="accent5" w:themeTint="99"/>
+          <w:sz w:val="32"/>
+          <w:szCs w:val="32"/>
+        </w:rPr>
+      </w:pPr>
+      <w:r>
+        <w:rPr>
+          <w:b/>
+          <w:bCs/>
+          <w:color w:val="D86DCB" w:themeColor="accent5" w:themeTint="99"/>
+          <w:sz w:val="32"/>
+          <w:szCs w:val="32"/>
+        </w:rPr>
+        <w:t>plugins {</w:t>
+      </w:r>
+    </w:p>
+    <w:p>
+      <w:pPr>
+        <w:jc w:val="both"/>
+        <w:rPr>
+          <w:b/>
+          <w:bCs/>
+          <w:color w:val="D86DCB" w:themeColor="accent5" w:themeTint="99"/>
+          <w:sz w:val="32"/>
+          <w:szCs w:val="32"/>
+        </w:rPr>
+      </w:pPr>
+      <w:r>
+        <w:rPr>
+          <w:b/>
+          <w:bCs/>
+          <w:color w:val="D86DCB" w:themeColor="accent5" w:themeTint="99"/>
+          <w:sz w:val="32"/>
+          <w:szCs w:val="32"/>
+        </w:rPr>
+        <w:t xml:space="preserve">    id("</w:t>
+      </w:r>
+      <w:proofErr w:type="spellStart"/>
+      <w:proofErr w:type="gramStart"/>
+      <w:r>
+        <w:rPr>
+          <w:b/>
+          <w:bCs/>
+          <w:color w:val="D86DCB" w:themeColor="accent5" w:themeTint="99"/>
+          <w:sz w:val="32"/>
+          <w:szCs w:val="32"/>
+        </w:rPr>
+        <w:t>com.android</w:t>
+      </w:r>
+      <w:proofErr w:type="gramEnd"/>
+      <w:r>
+        <w:rPr>
+          <w:b/>
+          <w:bCs/>
+          <w:color w:val="D86DCB" w:themeColor="accent5" w:themeTint="99"/>
+          <w:sz w:val="32"/>
+          <w:szCs w:val="32"/>
+        </w:rPr>
+        <w:t>.application</w:t>
+      </w:r>
+      <w:proofErr w:type="spellEnd"/>
+      <w:r>
+        <w:rPr>
+          <w:b/>
+          <w:bCs/>
+          <w:color w:val="D86DCB" w:themeColor="accent5" w:themeTint="99"/>
+          <w:sz w:val="32"/>
+          <w:szCs w:val="32"/>
+        </w:rPr>
+        <w:t>")</w:t>
+      </w:r>
+    </w:p>
+    <w:p>
+      <w:pPr>
+        <w:jc w:val="both"/>
+        <w:rPr>
+          <w:b/>
+          <w:bCs/>
+          <w:color w:val="D86DCB" w:themeColor="accent5" w:themeTint="99"/>
+          <w:sz w:val="32"/>
+          <w:szCs w:val="32"/>
+        </w:rPr>
+      </w:pPr>
+      <w:r>
+        <w:rPr>
+          <w:b/>
+          <w:bCs/>
+          <w:color w:val="D86DCB" w:themeColor="accent5" w:themeTint="99"/>
+          <w:sz w:val="32"/>
+          <w:szCs w:val="32"/>
+        </w:rPr>
+        <w:t xml:space="preserve">    id("</w:t>
+      </w:r>
+      <w:proofErr w:type="spellStart"/>
+      <w:r>
+        <w:rPr>
+          <w:b/>
+          <w:bCs/>
+          <w:color w:val="D86DCB" w:themeColor="accent5" w:themeTint="99"/>
+          <w:sz w:val="32"/>
+          <w:szCs w:val="32"/>
+        </w:rPr>
+        <w:t>kotlin</w:t>
+      </w:r>
+      <w:proofErr w:type="spellEnd"/>
+      <w:r>
+        <w:rPr>
+          <w:b/>
+          <w:bCs/>
+          <w:color w:val="D86DCB" w:themeColor="accent5" w:themeTint="99"/>
+          <w:sz w:val="32"/>
+          <w:szCs w:val="32"/>
+        </w:rPr>
+        <w:t>-android")</w:t>
+      </w:r>
+    </w:p>
+    <w:p>
+      <w:pPr>
+        <w:jc w:val="both"/>
+        <w:rPr>
+          <w:b/>
+          <w:bCs/>
+          <w:color w:val="D86DCB" w:themeColor="accent5" w:themeTint="99"/>
+          <w:sz w:val="32"/>
+          <w:szCs w:val="32"/>
+        </w:rPr>
+      </w:pPr>
+      <w:r>
+        <w:rPr>
+          <w:b/>
+          <w:bCs/>
+          <w:color w:val="D86DCB" w:themeColor="accent5" w:themeTint="99"/>
+          <w:sz w:val="32"/>
+          <w:szCs w:val="32"/>
+        </w:rPr>
+        <w:t xml:space="preserve">    // The Flutter Gradle Plugin must be applied after the Android and Kotlin Gradle plugins.</w:t>
+      </w:r>
+    </w:p>
+    <w:p>
+      <w:pPr>
+        <w:jc w:val="both"/>
+        <w:rPr>
+          <w:b/>
+          <w:bCs/>
+          <w:color w:val="D86DCB" w:themeColor="accent5" w:themeTint="99"/>
+          <w:sz w:val="32"/>
+          <w:szCs w:val="32"/>
+        </w:rPr>
+      </w:pPr>
+      <w:r>
+        <w:rPr>
+          <w:b/>
+          <w:bCs/>
+          <w:color w:val="D86DCB" w:themeColor="accent5" w:themeTint="99"/>
+          <w:sz w:val="32"/>
+          <w:szCs w:val="32"/>
         </w:rPr>
         <w:lastRenderedPageBreak/>
-        <w:t>macOS (if exists)</w:t>
-      </w:r>
-    </w:p>
-    <w:p>
-      <w:pPr>
-        <w:jc w:val="both"/>
-        <w:rPr>
-          <w:sz w:val="36"/>
-          <w:szCs w:val="36"/>
-        </w:rPr>
-      </w:pPr>
-      <w:r>
-        <w:rPr>
-          <w:sz w:val="36"/>
-          <w:szCs w:val="36"/>
+        <w:t xml:space="preserve">    id("</w:t>
+      </w:r>
+      <w:proofErr w:type="spellStart"/>
+      <w:proofErr w:type="gramStart"/>
+      <w:r>
+        <w:rPr>
+          <w:b/>
+          <w:bCs/>
+          <w:color w:val="D86DCB" w:themeColor="accent5" w:themeTint="99"/>
+          <w:sz w:val="32"/>
+          <w:szCs w:val="32"/>
+        </w:rPr>
+        <w:t>dev.flutter</w:t>
+      </w:r>
+      <w:proofErr w:type="gramEnd"/>
+      <w:r>
+        <w:rPr>
+          <w:b/>
+          <w:bCs/>
+          <w:color w:val="D86DCB" w:themeColor="accent5" w:themeTint="99"/>
+          <w:sz w:val="32"/>
+          <w:szCs w:val="32"/>
+        </w:rPr>
+        <w:t>.flutter</w:t>
+      </w:r>
+      <w:proofErr w:type="spellEnd"/>
+      <w:r>
+        <w:rPr>
+          <w:b/>
+          <w:bCs/>
+          <w:color w:val="D86DCB" w:themeColor="accent5" w:themeTint="99"/>
+          <w:sz w:val="32"/>
+          <w:szCs w:val="32"/>
+        </w:rPr>
+        <w:t>-</w:t>
+      </w:r>
+      <w:proofErr w:type="spellStart"/>
+      <w:r>
+        <w:rPr>
+          <w:b/>
+          <w:bCs/>
+          <w:color w:val="D86DCB" w:themeColor="accent5" w:themeTint="99"/>
+          <w:sz w:val="32"/>
+          <w:szCs w:val="32"/>
+        </w:rPr>
+        <w:t>gradle</w:t>
+      </w:r>
+      <w:proofErr w:type="spellEnd"/>
+      <w:r>
+        <w:rPr>
+          <w:b/>
+          <w:bCs/>
+          <w:color w:val="D86DCB" w:themeColor="accent5" w:themeTint="99"/>
+          <w:sz w:val="32"/>
+          <w:szCs w:val="32"/>
+        </w:rPr>
+        <w:t>-plugin")</w:t>
+      </w:r>
+    </w:p>
+    <w:p>
+      <w:pPr>
+        <w:jc w:val="both"/>
+        <w:rPr>
+          <w:b/>
+          <w:bCs/>
+          <w:color w:val="D86DCB" w:themeColor="accent5" w:themeTint="99"/>
+          <w:sz w:val="32"/>
+          <w:szCs w:val="32"/>
+        </w:rPr>
+      </w:pPr>
+      <w:r>
+        <w:rPr>
+          <w:b/>
+          <w:bCs/>
+          <w:color w:val="D86DCB" w:themeColor="accent5" w:themeTint="99"/>
+          <w:sz w:val="32"/>
+          <w:szCs w:val="32"/>
+        </w:rPr>
+        <w:t>}</w:t>
+      </w:r>
+    </w:p>
+    <w:p>
+      <w:pPr>
+        <w:jc w:val="both"/>
+        <w:rPr>
+          <w:b/>
+          <w:bCs/>
+          <w:color w:val="D86DCB" w:themeColor="accent5" w:themeTint="99"/>
+          <w:sz w:val="32"/>
+          <w:szCs w:val="32"/>
+        </w:rPr>
+      </w:pPr>
+      <w:r>
+        <w:rPr>
+          <w:b/>
+          <w:bCs/>
+          <w:color w:val="D86DCB" w:themeColor="accent5" w:themeTint="99"/>
+          <w:sz w:val="32"/>
+          <w:szCs w:val="32"/>
+        </w:rPr>
+        <w:t>…</w:t>
+      </w:r>
+    </w:p>
+    <w:p>
+      <w:pPr>
+        <w:jc w:val="both"/>
+        <w:rPr>
+          <w:sz w:val="32"/>
+          <w:szCs w:val="32"/>
+        </w:rPr>
+      </w:pPr>
+      <w:r>
+        <w:rPr>
+          <w:sz w:val="32"/>
+          <w:szCs w:val="32"/>
+        </w:rPr>
+        <w:t xml:space="preserve"># Use this command in the </w:t>
+      </w:r>
+      <w:proofErr w:type="spellStart"/>
+      <w:r>
+        <w:rPr>
+          <w:sz w:val="32"/>
+          <w:szCs w:val="32"/>
+        </w:rPr>
+        <w:t>project</w:t>
+      </w:r>
+      <w:r>
+        <w:rPr>
+          <w:sz w:val="32"/>
+          <w:szCs w:val="32"/>
+        </w:rPr>
+        <w:t>_</w:t>
+      </w:r>
+      <w:r>
+        <w:rPr>
+          <w:sz w:val="32"/>
+          <w:szCs w:val="32"/>
+        </w:rPr>
+        <w:t>root’s</w:t>
+      </w:r>
+      <w:proofErr w:type="spellEnd"/>
+      <w:r>
+        <w:rPr>
+          <w:sz w:val="32"/>
+          <w:szCs w:val="32"/>
+        </w:rPr>
+        <w:t xml:space="preserve"> terminal to set the app name</w:t>
+      </w:r>
+      <w:r>
+        <w:rPr>
+          <w:sz w:val="32"/>
+          <w:szCs w:val="32"/>
+        </w:rPr>
+        <w:t xml:space="preserve"> (But we can’t add spaces in the App name in this way for that set it manually)</w:t>
+      </w:r>
+    </w:p>
+    <w:p>
+      <w:pPr>
+        <w:jc w:val="both"/>
+        <w:rPr>
+          <w:b/>
+          <w:bCs/>
+          <w:color w:val="60CAF3" w:themeColor="accent4" w:themeTint="99"/>
+          <w:sz w:val="32"/>
+          <w:szCs w:val="32"/>
+        </w:rPr>
+      </w:pPr>
+      <w:r>
+        <w:rPr>
+          <w:b/>
+          <w:bCs/>
+          <w:color w:val="60CAF3" w:themeColor="accent4" w:themeTint="99"/>
+          <w:sz w:val="32"/>
+          <w:szCs w:val="32"/>
+        </w:rPr>
+        <w:t xml:space="preserve">rename </w:t>
+      </w:r>
+      <w:proofErr w:type="spellStart"/>
+      <w:r>
+        <w:rPr>
+          <w:b/>
+          <w:bCs/>
+          <w:color w:val="60CAF3" w:themeColor="accent4" w:themeTint="99"/>
+          <w:sz w:val="32"/>
+          <w:szCs w:val="32"/>
+        </w:rPr>
+        <w:t>setAppName</w:t>
+      </w:r>
+      <w:proofErr w:type="spellEnd"/>
+      <w:r>
+        <w:rPr>
+          <w:b/>
+          <w:bCs/>
+          <w:color w:val="60CAF3" w:themeColor="accent4" w:themeTint="99"/>
+          <w:sz w:val="32"/>
+          <w:szCs w:val="32"/>
+        </w:rPr>
+        <w:t xml:space="preserve"> </w:t>
+      </w:r>
+      <w:r>
+        <w:rPr>
+          <w:b/>
+          <w:bCs/>
+          <w:color w:val="60CAF3" w:themeColor="accent4" w:themeTint="99"/>
+          <w:sz w:val="32"/>
+          <w:szCs w:val="32"/>
+        </w:rPr>
+        <w:t>“</w:t>
+      </w:r>
+      <w:proofErr w:type="spellStart"/>
+      <w:r>
+        <w:rPr>
+          <w:b/>
+          <w:bCs/>
+          <w:color w:val="60CAF3" w:themeColor="accent4" w:themeTint="99"/>
+          <w:sz w:val="32"/>
+          <w:szCs w:val="32"/>
+        </w:rPr>
+        <w:t>new_app_name</w:t>
+      </w:r>
+      <w:proofErr w:type="spellEnd"/>
+      <w:r>
+        <w:rPr>
+          <w:b/>
+          <w:bCs/>
+          <w:color w:val="60CAF3" w:themeColor="accent4" w:themeTint="99"/>
+          <w:sz w:val="32"/>
+          <w:szCs w:val="32"/>
+        </w:rPr>
+        <w:t>”</w:t>
+      </w:r>
+    </w:p>
+    <w:p>
+      <w:pPr>
+        <w:jc w:val="both"/>
+        <w:rPr>
+          <w:sz w:val="32"/>
+          <w:szCs w:val="32"/>
+        </w:rPr>
+      </w:pPr>
+    </w:p>
+    <w:p>
+      <w:pPr>
+        <w:jc w:val="both"/>
+        <w:rPr>
+          <w:sz w:val="32"/>
+          <w:szCs w:val="32"/>
+        </w:rPr>
+      </w:pPr>
+      <w:r>
+        <w:rPr>
+          <w:sz w:val="32"/>
+          <w:szCs w:val="32"/>
+        </w:rPr>
+        <w:t>Manual Way</w:t>
+      </w:r>
+      <w:r>
+        <w:rPr>
+          <w:sz w:val="32"/>
+          <w:szCs w:val="32"/>
+        </w:rPr>
+        <w:t xml:space="preserve"> for Android</w:t>
+      </w:r>
+      <w:r>
+        <w:rPr>
+          <w:sz w:val="32"/>
+          <w:szCs w:val="32"/>
+        </w:rPr>
+        <w:t>:</w:t>
+      </w:r>
+    </w:p>
+    <w:p>
+      <w:pPr>
+        <w:jc w:val="both"/>
+        <w:rPr>
+          <w:sz w:val="32"/>
+          <w:szCs w:val="32"/>
+        </w:rPr>
+      </w:pPr>
+      <w:r>
+        <w:rPr>
+          <w:sz w:val="32"/>
+          <w:szCs w:val="32"/>
         </w:rPr>
         <w:t xml:space="preserve"># </w:t>
       </w:r>
       <w:r>
         <w:rPr>
-          <w:sz w:val="36"/>
-          <w:szCs w:val="36"/>
-        </w:rPr>
-        <w:t>Less headache. Cleaner.</w:t>
-      </w:r>
-      <w:r>
-        <w:rPr>
-          <w:sz w:val="36"/>
-          <w:szCs w:val="36"/>
+          <w:sz w:val="32"/>
+          <w:szCs w:val="32"/>
+        </w:rPr>
+        <w:t>Step-1, open</w:t>
+      </w:r>
+      <w:r>
+        <w:rPr>
+          <w:b/>
+          <w:bCs/>
+          <w:sz w:val="32"/>
+          <w:szCs w:val="32"/>
         </w:rPr>
         <w:t xml:space="preserve"> </w:t>
       </w:r>
-      <w:r>
-        <w:rPr>
-          <w:sz w:val="36"/>
-          <w:szCs w:val="36"/>
-        </w:rPr>
-        <w:t>There are</w:t>
-      </w:r>
-      <w:r>
-        <w:rPr>
-          <w:sz w:val="36"/>
-          <w:szCs w:val="36"/>
-        </w:rPr>
-        <w:t xml:space="preserve"> also other commands to get current bundle id</w:t>
-      </w:r>
-      <w:r>
-        <w:rPr>
-          <w:sz w:val="36"/>
-          <w:szCs w:val="36"/>
-        </w:rPr>
-        <w:t>, get current app name and set app name.</w:t>
-      </w:r>
-    </w:p>
-    <w:p>
-      <w:pPr>
-        <w:jc w:val="both"/>
-        <w:rPr>
-          <w:sz w:val="36"/>
-          <w:szCs w:val="36"/>
-        </w:rPr>
-      </w:pPr>
-      <w:r>
-        <w:rPr>
-          <w:sz w:val="36"/>
-          <w:szCs w:val="36"/>
-        </w:rPr>
-        <w:t>Note: Sometimes it changes the</w:t>
-      </w:r>
-      <w:r>
-        <w:rPr>
-          <w:b/>
-          <w:bCs/>
-          <w:sz w:val="36"/>
-          <w:szCs w:val="36"/>
-        </w:rPr>
-        <w:t xml:space="preserve"> id</w:t>
-      </w:r>
-      <w:r>
-        <w:rPr>
-          <w:b/>
-          <w:bCs/>
-          <w:sz w:val="36"/>
-          <w:szCs w:val="36"/>
-        </w:rPr>
-        <w:t>()</w:t>
-      </w:r>
-      <w:r>
-        <w:rPr>
-          <w:b/>
-          <w:bCs/>
-          <w:sz w:val="36"/>
-          <w:szCs w:val="36"/>
+      <w:proofErr w:type="spellStart"/>
+      <w:r>
+        <w:rPr>
+          <w:b/>
+          <w:bCs/>
+          <w:sz w:val="32"/>
+          <w:szCs w:val="32"/>
+        </w:rPr>
+        <w:t>project_root</w:t>
+      </w:r>
+      <w:proofErr w:type="spellEnd"/>
+      <w:r>
+        <w:rPr>
+          <w:b/>
+          <w:bCs/>
+          <w:sz w:val="32"/>
+          <w:szCs w:val="32"/>
+        </w:rPr>
+        <w:t>/android/app/</w:t>
+      </w:r>
+      <w:proofErr w:type="spellStart"/>
+      <w:r>
+        <w:rPr>
+          <w:b/>
+          <w:bCs/>
+          <w:sz w:val="32"/>
+          <w:szCs w:val="32"/>
+        </w:rPr>
+        <w:t>build.gradle</w:t>
+      </w:r>
+      <w:proofErr w:type="spellEnd"/>
+      <w:r>
+        <w:rPr>
+          <w:sz w:val="32"/>
+          <w:szCs w:val="32"/>
+        </w:rPr>
+        <w:t xml:space="preserve"> then find:</w:t>
+      </w:r>
+    </w:p>
+    <w:p>
+      <w:pPr>
+        <w:jc w:val="both"/>
+        <w:rPr>
+          <w:b/>
+          <w:bCs/>
+          <w:color w:val="D86DCB" w:themeColor="accent5" w:themeTint="99"/>
+          <w:sz w:val="32"/>
+          <w:szCs w:val="32"/>
+        </w:rPr>
+      </w:pPr>
+      <w:r>
+        <w:rPr>
+          <w:b/>
+          <w:bCs/>
+          <w:color w:val="D86DCB" w:themeColor="accent5" w:themeTint="99"/>
+          <w:sz w:val="32"/>
+          <w:szCs w:val="32"/>
+        </w:rPr>
+        <w:t>…</w:t>
+      </w:r>
+    </w:p>
+    <w:p>
+      <w:pPr>
+        <w:jc w:val="both"/>
+        <w:rPr>
+          <w:b/>
+          <w:bCs/>
+          <w:color w:val="D86DCB" w:themeColor="accent5" w:themeTint="99"/>
+          <w:sz w:val="32"/>
+          <w:szCs w:val="32"/>
+        </w:rPr>
+      </w:pPr>
+      <w:proofErr w:type="spellStart"/>
+      <w:r>
+        <w:rPr>
+          <w:b/>
+          <w:bCs/>
+          <w:color w:val="D86DCB" w:themeColor="accent5" w:themeTint="99"/>
+          <w:sz w:val="32"/>
+          <w:szCs w:val="32"/>
+        </w:rPr>
+        <w:t>defaultConfig</w:t>
+      </w:r>
+      <w:proofErr w:type="spellEnd"/>
+      <w:r>
+        <w:rPr>
+          <w:b/>
+          <w:bCs/>
+          <w:color w:val="D86DCB" w:themeColor="accent5" w:themeTint="99"/>
+          <w:sz w:val="32"/>
+          <w:szCs w:val="32"/>
+        </w:rPr>
+        <w:t xml:space="preserve"> {</w:t>
+      </w:r>
+    </w:p>
+    <w:p>
+      <w:pPr>
+        <w:jc w:val="both"/>
+        <w:rPr>
+          <w:b/>
+          <w:bCs/>
+          <w:color w:val="D86DCB" w:themeColor="accent5" w:themeTint="99"/>
+          <w:sz w:val="32"/>
+          <w:szCs w:val="32"/>
+        </w:rPr>
+      </w:pPr>
+      <w:r>
+        <w:rPr>
+          <w:b/>
+          <w:bCs/>
+          <w:color w:val="D86DCB" w:themeColor="accent5" w:themeTint="99"/>
+          <w:sz w:val="32"/>
+          <w:szCs w:val="32"/>
+        </w:rPr>
+        <w:t xml:space="preserve">    </w:t>
+      </w:r>
+      <w:proofErr w:type="spellStart"/>
+      <w:r>
+        <w:rPr>
+          <w:b/>
+          <w:bCs/>
+          <w:color w:val="D86DCB" w:themeColor="accent5" w:themeTint="99"/>
+          <w:sz w:val="32"/>
+          <w:szCs w:val="32"/>
+        </w:rPr>
+        <w:t>applicationId</w:t>
+      </w:r>
+      <w:proofErr w:type="spellEnd"/>
+      <w:r>
+        <w:rPr>
+          <w:b/>
+          <w:bCs/>
+          <w:color w:val="D86DCB" w:themeColor="accent5" w:themeTint="99"/>
+          <w:sz w:val="32"/>
+          <w:szCs w:val="32"/>
+        </w:rPr>
+        <w:t xml:space="preserve"> "</w:t>
+      </w:r>
+      <w:proofErr w:type="spellStart"/>
+      <w:r>
+        <w:rPr>
+          <w:b/>
+          <w:bCs/>
+          <w:color w:val="D86DCB" w:themeColor="accent5" w:themeTint="99"/>
+          <w:sz w:val="32"/>
+          <w:szCs w:val="32"/>
+        </w:rPr>
+        <w:t>com.</w:t>
+      </w:r>
+      <w:proofErr w:type="gramStart"/>
+      <w:r>
+        <w:rPr>
+          <w:b/>
+          <w:bCs/>
+          <w:color w:val="D86DCB" w:themeColor="accent5" w:themeTint="99"/>
+          <w:sz w:val="32"/>
+          <w:szCs w:val="32"/>
+        </w:rPr>
+        <w:t>example.myapp</w:t>
+      </w:r>
+      <w:proofErr w:type="spellEnd"/>
+      <w:proofErr w:type="gramEnd"/>
+      <w:r>
+        <w:rPr>
+          <w:b/>
+          <w:bCs/>
+          <w:color w:val="D86DCB" w:themeColor="accent5" w:themeTint="99"/>
+          <w:sz w:val="32"/>
+          <w:szCs w:val="32"/>
+        </w:rPr>
+        <w:t>"</w:t>
+      </w:r>
+    </w:p>
+    <w:p>
+      <w:pPr>
+        <w:jc w:val="both"/>
+        <w:rPr>
+          <w:b/>
+          <w:bCs/>
+          <w:color w:val="D86DCB" w:themeColor="accent5" w:themeTint="99"/>
+          <w:sz w:val="32"/>
+          <w:szCs w:val="32"/>
+        </w:rPr>
+      </w:pPr>
+      <w:r>
+        <w:rPr>
+          <w:b/>
+          <w:bCs/>
+          <w:color w:val="D86DCB" w:themeColor="accent5" w:themeTint="99"/>
+          <w:sz w:val="32"/>
+          <w:szCs w:val="32"/>
+        </w:rPr>
+        <w:t>…</w:t>
+      </w:r>
+    </w:p>
+    <w:p>
+      <w:pPr>
+        <w:jc w:val="both"/>
+        <w:rPr>
+          <w:sz w:val="32"/>
+          <w:szCs w:val="32"/>
+        </w:rPr>
+      </w:pPr>
+      <w:r>
+        <w:rPr>
+          <w:sz w:val="32"/>
+          <w:szCs w:val="32"/>
+        </w:rPr>
+        <w:t># Change to</w:t>
+      </w:r>
+    </w:p>
+    <w:p>
+      <w:pPr>
+        <w:jc w:val="both"/>
+        <w:rPr>
+          <w:b/>
+          <w:bCs/>
+          <w:color w:val="D86DCB" w:themeColor="accent5" w:themeTint="99"/>
+          <w:sz w:val="32"/>
+          <w:szCs w:val="32"/>
+        </w:rPr>
+      </w:pPr>
+      <w:proofErr w:type="spellStart"/>
+      <w:r>
+        <w:rPr>
+          <w:b/>
+          <w:bCs/>
+          <w:color w:val="D86DCB" w:themeColor="accent5" w:themeTint="99"/>
+          <w:sz w:val="32"/>
+          <w:szCs w:val="32"/>
+        </w:rPr>
+        <w:t>defaultConfig</w:t>
+      </w:r>
+      <w:proofErr w:type="spellEnd"/>
+      <w:r>
+        <w:rPr>
+          <w:b/>
+          <w:bCs/>
+          <w:color w:val="D86DCB" w:themeColor="accent5" w:themeTint="99"/>
+          <w:sz w:val="32"/>
+          <w:szCs w:val="32"/>
+        </w:rPr>
+        <w:t xml:space="preserve"> {</w:t>
+      </w:r>
+    </w:p>
+    <w:p>
+      <w:pPr>
+        <w:jc w:val="both"/>
+        <w:rPr>
+          <w:b/>
+          <w:bCs/>
+          <w:color w:val="D86DCB" w:themeColor="accent5" w:themeTint="99"/>
+          <w:sz w:val="32"/>
+          <w:szCs w:val="32"/>
+        </w:rPr>
+      </w:pPr>
+      <w:r>
+        <w:rPr>
+          <w:b/>
+          <w:bCs/>
+          <w:color w:val="D86DCB" w:themeColor="accent5" w:themeTint="99"/>
+          <w:sz w:val="32"/>
+          <w:szCs w:val="32"/>
+        </w:rPr>
+        <w:t xml:space="preserve">    </w:t>
+      </w:r>
+      <w:proofErr w:type="spellStart"/>
+      <w:r>
+        <w:rPr>
+          <w:b/>
+          <w:bCs/>
+          <w:color w:val="D86DCB" w:themeColor="accent5" w:themeTint="99"/>
+          <w:sz w:val="32"/>
+          <w:szCs w:val="32"/>
+        </w:rPr>
+        <w:t>applicationId</w:t>
+      </w:r>
+      <w:proofErr w:type="spellEnd"/>
+      <w:r>
+        <w:rPr>
+          <w:b/>
+          <w:bCs/>
+          <w:color w:val="D86DCB" w:themeColor="accent5" w:themeTint="99"/>
+          <w:sz w:val="32"/>
+          <w:szCs w:val="32"/>
+        </w:rPr>
+        <w:t xml:space="preserve"> "</w:t>
+      </w:r>
+      <w:proofErr w:type="spellStart"/>
+      <w:proofErr w:type="gramStart"/>
+      <w:r>
+        <w:rPr>
+          <w:b/>
+          <w:bCs/>
+          <w:color w:val="D86DCB" w:themeColor="accent5" w:themeTint="99"/>
+          <w:sz w:val="32"/>
+          <w:szCs w:val="32"/>
+        </w:rPr>
+        <w:t>com.nazmul</w:t>
+      </w:r>
+      <w:proofErr w:type="gramEnd"/>
+      <w:r>
+        <w:rPr>
+          <w:b/>
+          <w:bCs/>
+          <w:color w:val="D86DCB" w:themeColor="accent5" w:themeTint="99"/>
+          <w:sz w:val="32"/>
+          <w:szCs w:val="32"/>
+        </w:rPr>
+        <w:t>.todoapp</w:t>
+      </w:r>
+      <w:proofErr w:type="spellEnd"/>
+      <w:r>
+        <w:rPr>
+          <w:b/>
+          <w:bCs/>
+          <w:color w:val="D86DCB" w:themeColor="accent5" w:themeTint="99"/>
+          <w:sz w:val="32"/>
+          <w:szCs w:val="32"/>
+        </w:rPr>
+        <w:t>"</w:t>
+      </w:r>
+    </w:p>
+    <w:p>
+      <w:pPr>
+        <w:jc w:val="both"/>
+        <w:rPr>
+          <w:sz w:val="32"/>
+          <w:szCs w:val="32"/>
+        </w:rPr>
+      </w:pPr>
+      <w:r>
+        <w:rPr>
+          <w:sz w:val="32"/>
+          <w:szCs w:val="32"/>
+        </w:rPr>
+        <w:t># This is the REAL Android App ID.</w:t>
+      </w:r>
+    </w:p>
+    <w:p>
+      <w:pPr>
+        <w:jc w:val="both"/>
+        <w:rPr>
+          <w:sz w:val="32"/>
+          <w:szCs w:val="32"/>
+        </w:rPr>
+      </w:pPr>
+    </w:p>
+    <w:p>
+      <w:pPr>
+        <w:jc w:val="both"/>
+        <w:rPr>
+          <w:sz w:val="32"/>
+          <w:szCs w:val="32"/>
+        </w:rPr>
+      </w:pPr>
+      <w:r>
+        <w:rPr>
+          <w:sz w:val="32"/>
+          <w:szCs w:val="32"/>
+        </w:rPr>
+        <w:t># Step-2, change package folder structure</w:t>
+      </w:r>
+      <w:r>
+        <w:rPr>
+          <w:sz w:val="32"/>
+          <w:szCs w:val="32"/>
+        </w:rPr>
+        <w:t xml:space="preserve">. Now go to </w:t>
+      </w:r>
+      <w:r>
+        <w:rPr>
+          <w:b/>
+          <w:bCs/>
+          <w:sz w:val="32"/>
+          <w:szCs w:val="32"/>
+        </w:rPr>
+        <w:t>android/app/</w:t>
+      </w:r>
+      <w:proofErr w:type="spellStart"/>
+      <w:r>
+        <w:rPr>
+          <w:b/>
+          <w:bCs/>
+          <w:sz w:val="32"/>
+          <w:szCs w:val="32"/>
+        </w:rPr>
+        <w:t>src</w:t>
+      </w:r>
+      <w:proofErr w:type="spellEnd"/>
+      <w:r>
+        <w:rPr>
+          <w:b/>
+          <w:bCs/>
+          <w:sz w:val="32"/>
+          <w:szCs w:val="32"/>
+        </w:rPr>
+        <w:t>/main/</w:t>
+      </w:r>
+      <w:proofErr w:type="spellStart"/>
+      <w:r>
+        <w:rPr>
+          <w:b/>
+          <w:bCs/>
+          <w:sz w:val="32"/>
+          <w:szCs w:val="32"/>
+        </w:rPr>
+        <w:t>kotlin</w:t>
+      </w:r>
+      <w:proofErr w:type="spellEnd"/>
+      <w:r>
+        <w:rPr>
+          <w:b/>
+          <w:bCs/>
+          <w:sz w:val="32"/>
+          <w:szCs w:val="32"/>
+        </w:rPr>
+        <w:t>/</w:t>
+      </w:r>
+    </w:p>
+    <w:p>
+      <w:pPr>
+        <w:jc w:val="both"/>
+        <w:rPr>
+          <w:sz w:val="32"/>
+          <w:szCs w:val="32"/>
+        </w:rPr>
+      </w:pPr>
+      <w:r>
+        <w:rPr>
+          <w:sz w:val="32"/>
+          <w:szCs w:val="32"/>
+        </w:rPr>
+        <w:t># We’ll see something like:</w:t>
+      </w:r>
+    </w:p>
+    <w:p>
+      <w:pPr>
+        <w:jc w:val="both"/>
+        <w:rPr>
+          <w:b/>
+          <w:bCs/>
+          <w:sz w:val="32"/>
+          <w:szCs w:val="32"/>
+        </w:rPr>
+      </w:pPr>
+      <w:r>
+        <w:rPr>
+          <w:b/>
+          <w:bCs/>
+          <w:sz w:val="32"/>
+          <w:szCs w:val="32"/>
+        </w:rPr>
+        <w:t>com/example/</w:t>
+      </w:r>
+      <w:proofErr w:type="spellStart"/>
+      <w:r>
+        <w:rPr>
+          <w:b/>
+          <w:bCs/>
+          <w:sz w:val="32"/>
+          <w:szCs w:val="32"/>
+        </w:rPr>
+        <w:t>myapp</w:t>
+      </w:r>
+      <w:proofErr w:type="spellEnd"/>
+      <w:r>
+        <w:rPr>
+          <w:b/>
+          <w:bCs/>
+          <w:sz w:val="32"/>
+          <w:szCs w:val="32"/>
+        </w:rPr>
+        <w:t>/</w:t>
+      </w:r>
+      <w:proofErr w:type="spellStart"/>
+      <w:r>
+        <w:rPr>
+          <w:b/>
+          <w:bCs/>
+          <w:sz w:val="32"/>
+          <w:szCs w:val="32"/>
+        </w:rPr>
+        <w:t>MainActivity.kt</w:t>
+      </w:r>
+      <w:proofErr w:type="spellEnd"/>
+    </w:p>
+    <w:p>
+      <w:pPr>
+        <w:jc w:val="both"/>
+        <w:rPr>
+          <w:sz w:val="32"/>
+          <w:szCs w:val="32"/>
+        </w:rPr>
+      </w:pPr>
+      <w:r>
+        <w:rPr>
+          <w:sz w:val="32"/>
+          <w:szCs w:val="32"/>
+        </w:rPr>
+        <w:lastRenderedPageBreak/>
+        <w:t># We must rename folders to match new package:</w:t>
+      </w:r>
+    </w:p>
+    <w:p>
+      <w:pPr>
+        <w:jc w:val="both"/>
+        <w:rPr>
+          <w:b/>
+          <w:bCs/>
+          <w:sz w:val="32"/>
+          <w:szCs w:val="32"/>
+        </w:rPr>
+      </w:pPr>
+      <w:r>
+        <w:rPr>
+          <w:b/>
+          <w:bCs/>
+          <w:sz w:val="32"/>
+          <w:szCs w:val="32"/>
+        </w:rPr>
+        <w:t>com/</w:t>
+      </w:r>
+      <w:proofErr w:type="spellStart"/>
+      <w:r>
+        <w:rPr>
+          <w:b/>
+          <w:bCs/>
+          <w:sz w:val="32"/>
+          <w:szCs w:val="32"/>
+        </w:rPr>
+        <w:t>nazmul</w:t>
+      </w:r>
+      <w:proofErr w:type="spellEnd"/>
+      <w:r>
+        <w:rPr>
+          <w:b/>
+          <w:bCs/>
+          <w:sz w:val="32"/>
+          <w:szCs w:val="32"/>
+        </w:rPr>
+        <w:t>/</w:t>
+      </w:r>
+      <w:proofErr w:type="spellStart"/>
+      <w:r>
+        <w:rPr>
+          <w:b/>
+          <w:bCs/>
+          <w:sz w:val="32"/>
+          <w:szCs w:val="32"/>
+        </w:rPr>
+        <w:t>todoapp</w:t>
+      </w:r>
+      <w:proofErr w:type="spellEnd"/>
+      <w:r>
+        <w:rPr>
+          <w:b/>
+          <w:bCs/>
+          <w:sz w:val="32"/>
+          <w:szCs w:val="32"/>
+        </w:rPr>
+        <w:t>/</w:t>
+      </w:r>
+      <w:proofErr w:type="spellStart"/>
+      <w:r>
+        <w:rPr>
+          <w:b/>
+          <w:bCs/>
+          <w:sz w:val="32"/>
+          <w:szCs w:val="32"/>
+        </w:rPr>
+        <w:t>MainActivity.kt</w:t>
+      </w:r>
+      <w:proofErr w:type="spellEnd"/>
+    </w:p>
+    <w:p>
+      <w:pPr>
+        <w:jc w:val="both"/>
+        <w:rPr>
+          <w:sz w:val="32"/>
+          <w:szCs w:val="32"/>
+        </w:rPr>
+      </w:pPr>
+      <w:r>
+        <w:rPr>
+          <w:sz w:val="32"/>
+          <w:szCs w:val="32"/>
+        </w:rPr>
+        <w:t># Right click folder</w:t>
+      </w:r>
+      <w:r>
+        <w:rPr>
+          <w:sz w:val="32"/>
+          <w:szCs w:val="32"/>
         </w:rPr>
         <w:t xml:space="preserve"> </w:t>
       </w:r>
       <w:r>
         <w:rPr>
-          <w:sz w:val="36"/>
-          <w:szCs w:val="36"/>
-        </w:rPr>
-        <w:t xml:space="preserve">in </w:t>
-      </w:r>
-      <w:r>
-        <w:rPr>
-          <w:b/>
-          <w:bCs/>
-          <w:sz w:val="36"/>
-          <w:szCs w:val="36"/>
-        </w:rPr>
-        <w:t xml:space="preserve">plugin {} </w:t>
-      </w:r>
-      <w:r>
-        <w:rPr>
-          <w:sz w:val="36"/>
-          <w:szCs w:val="36"/>
-        </w:rPr>
-        <w:t xml:space="preserve">block of </w:t>
-      </w:r>
-      <w:r>
-        <w:rPr>
-          <w:b/>
-          <w:bCs/>
-          <w:sz w:val="36"/>
-          <w:szCs w:val="36"/>
-        </w:rPr>
-        <w:t>project_root/android/app/build.gradle.kts</w:t>
-      </w:r>
-      <w:r>
-        <w:rPr>
-          <w:sz w:val="36"/>
-          <w:szCs w:val="36"/>
-        </w:rPr>
-        <w:t xml:space="preserve"> file. Make sure </w:t>
-      </w:r>
-      <w:r>
-        <w:rPr>
-          <w:b/>
-          <w:bCs/>
-          <w:sz w:val="36"/>
-          <w:szCs w:val="36"/>
-        </w:rPr>
-        <w:t>plugin</w:t>
-      </w:r>
-      <w:r>
-        <w:rPr>
-          <w:sz w:val="36"/>
-          <w:szCs w:val="36"/>
-        </w:rPr>
-        <w:t xml:space="preserve"> block looks like this:</w:t>
-      </w:r>
-    </w:p>
-    <w:p>
-      <w:pPr>
-        <w:jc w:val="both"/>
-        <w:rPr>
-          <w:b/>
-          <w:bCs/>
-          <w:color w:val="D86DCB" w:themeColor="accent5" w:themeTint="99"/>
-          <w:sz w:val="36"/>
-          <w:szCs w:val="36"/>
-        </w:rPr>
-      </w:pPr>
-      <w:r>
-        <w:rPr>
-          <w:b/>
-          <w:bCs/>
-          <w:color w:val="D86DCB" w:themeColor="accent5" w:themeTint="99"/>
-          <w:sz w:val="36"/>
-          <w:szCs w:val="36"/>
-        </w:rPr>
-        <w:t>plugins {</w:t>
-      </w:r>
-    </w:p>
-    <w:p>
-      <w:pPr>
-        <w:jc w:val="both"/>
-        <w:rPr>
-          <w:b/>
-          <w:bCs/>
-          <w:color w:val="D86DCB" w:themeColor="accent5" w:themeTint="99"/>
-          <w:sz w:val="36"/>
-          <w:szCs w:val="36"/>
-        </w:rPr>
-      </w:pPr>
-      <w:r>
-        <w:rPr>
-          <w:b/>
-          <w:bCs/>
-          <w:color w:val="D86DCB" w:themeColor="accent5" w:themeTint="99"/>
-          <w:sz w:val="36"/>
-          <w:szCs w:val="36"/>
-        </w:rPr>
-        <w:t xml:space="preserve">    id("com.android.application")</w:t>
-      </w:r>
-    </w:p>
-    <w:p>
-      <w:pPr>
-        <w:jc w:val="both"/>
-        <w:rPr>
-          <w:b/>
-          <w:bCs/>
-          <w:color w:val="D86DCB" w:themeColor="accent5" w:themeTint="99"/>
-          <w:sz w:val="36"/>
-          <w:szCs w:val="36"/>
-        </w:rPr>
-      </w:pPr>
-      <w:r>
-        <w:rPr>
-          <w:b/>
-          <w:bCs/>
-          <w:color w:val="D86DCB" w:themeColor="accent5" w:themeTint="99"/>
-          <w:sz w:val="36"/>
-          <w:szCs w:val="36"/>
-        </w:rPr>
-        <w:t xml:space="preserve">    id("kotlin-android")</w:t>
-      </w:r>
-    </w:p>
-    <w:p>
-      <w:pPr>
-        <w:jc w:val="both"/>
-        <w:rPr>
-          <w:b/>
-          <w:bCs/>
-          <w:color w:val="D86DCB" w:themeColor="accent5" w:themeTint="99"/>
-          <w:sz w:val="36"/>
-          <w:szCs w:val="36"/>
-        </w:rPr>
-      </w:pPr>
-      <w:r>
-        <w:rPr>
-          <w:b/>
-          <w:bCs/>
-          <w:color w:val="D86DCB" w:themeColor="accent5" w:themeTint="99"/>
-          <w:sz w:val="36"/>
-          <w:szCs w:val="36"/>
-        </w:rPr>
-        <w:t xml:space="preserve">    // The Flutter Gradle Plugin must be applied after the Android and Kotlin Gradle plugins.</w:t>
-      </w:r>
-    </w:p>
-    <w:p>
-      <w:pPr>
-        <w:jc w:val="both"/>
-        <w:rPr>
-          <w:b/>
-          <w:bCs/>
-          <w:color w:val="D86DCB" w:themeColor="accent5" w:themeTint="99"/>
-          <w:sz w:val="36"/>
-          <w:szCs w:val="36"/>
-        </w:rPr>
-      </w:pPr>
-      <w:r>
-        <w:rPr>
-          <w:b/>
-          <w:bCs/>
-          <w:color w:val="D86DCB" w:themeColor="accent5" w:themeTint="99"/>
-          <w:sz w:val="36"/>
-          <w:szCs w:val="36"/>
-        </w:rPr>
-        <w:t xml:space="preserve">    id("dev.flutter.flutter-gradle-plugin")</w:t>
-      </w:r>
-    </w:p>
-    <w:p>
-      <w:pPr>
-        <w:jc w:val="both"/>
-        <w:rPr>
-          <w:b/>
-          <w:bCs/>
-          <w:color w:val="D86DCB" w:themeColor="accent5" w:themeTint="99"/>
-          <w:sz w:val="36"/>
-          <w:szCs w:val="36"/>
-        </w:rPr>
-      </w:pPr>
-      <w:r>
-        <w:rPr>
-          <w:b/>
-          <w:bCs/>
-          <w:color w:val="D86DCB" w:themeColor="accent5" w:themeTint="99"/>
-          <w:sz w:val="36"/>
-          <w:szCs w:val="36"/>
-        </w:rPr>
-        <w:t>}</w:t>
-      </w:r>
-    </w:p>
-    <w:p>
-      <w:pPr>
-        <w:jc w:val="both"/>
-        <w:rPr>
-          <w:b/>
-          <w:bCs/>
-          <w:color w:val="D86DCB" w:themeColor="accent5" w:themeTint="99"/>
-          <w:sz w:val="36"/>
-          <w:szCs w:val="36"/>
-        </w:rPr>
-      </w:pPr>
-      <w:r>
-        <w:rPr>
-          <w:b/>
-          <w:bCs/>
-          <w:color w:val="D86DCB" w:themeColor="accent5" w:themeTint="99"/>
-          <w:sz w:val="36"/>
-          <w:szCs w:val="36"/>
-        </w:rPr>
-        <w:t>…</w:t>
-      </w:r>
-    </w:p>
-    <w:p>
-      <w:pPr>
-        <w:jc w:val="both"/>
-        <w:rPr>
-          <w:sz w:val="36"/>
-          <w:szCs w:val="36"/>
-        </w:rPr>
-      </w:pPr>
-      <w:r>
-        <w:rPr>
-          <w:sz w:val="36"/>
-          <w:szCs w:val="36"/>
-        </w:rPr>
-        <w:t># Use this command in the project</w:t>
-      </w:r>
-      <w:r>
-        <w:rPr>
-          <w:sz w:val="36"/>
-          <w:szCs w:val="36"/>
-        </w:rPr>
-        <w:t>_</w:t>
-      </w:r>
-      <w:r>
-        <w:rPr>
-          <w:sz w:val="36"/>
-          <w:szCs w:val="36"/>
-        </w:rPr>
-        <w:t>root’s terminal to set the app name</w:t>
-      </w:r>
-      <w:r>
-        <w:rPr>
-          <w:sz w:val="36"/>
-          <w:szCs w:val="36"/>
-        </w:rPr>
-        <w:t xml:space="preserve"> (But we can’t add spaces in the App name in this way for that set it manually)</w:t>
-      </w:r>
-    </w:p>
-    <w:p>
-      <w:pPr>
-        <w:jc w:val="both"/>
-        <w:rPr>
-          <w:b/>
-          <w:bCs/>
-          <w:color w:val="60CAF3" w:themeColor="accent4" w:themeTint="99"/>
-          <w:sz w:val="36"/>
-          <w:szCs w:val="36"/>
-        </w:rPr>
-      </w:pPr>
-      <w:r>
-        <w:rPr>
-          <w:b/>
-          <w:bCs/>
-          <w:color w:val="60CAF3" w:themeColor="accent4" w:themeTint="99"/>
-          <w:sz w:val="36"/>
-          <w:szCs w:val="36"/>
-        </w:rPr>
-        <w:t xml:space="preserve">rename setAppName </w:t>
-      </w:r>
-      <w:r>
-        <w:rPr>
-          <w:b/>
-          <w:bCs/>
-          <w:color w:val="60CAF3" w:themeColor="accent4" w:themeTint="99"/>
-          <w:sz w:val="36"/>
-          <w:szCs w:val="36"/>
-        </w:rPr>
-        <w:t>“</w:t>
-      </w:r>
-      <w:r>
-        <w:rPr>
-          <w:b/>
-          <w:bCs/>
-          <w:color w:val="60CAF3" w:themeColor="accent4" w:themeTint="99"/>
-          <w:sz w:val="36"/>
-          <w:szCs w:val="36"/>
-        </w:rPr>
-        <w:t>new_app_name</w:t>
-      </w:r>
-      <w:r>
-        <w:rPr>
-          <w:b/>
-          <w:bCs/>
-          <w:color w:val="60CAF3" w:themeColor="accent4" w:themeTint="99"/>
-          <w:sz w:val="36"/>
-          <w:szCs w:val="36"/>
-        </w:rPr>
-        <w:t>”</w:t>
-      </w:r>
-    </w:p>
-    <w:p>
-      <w:pPr>
-        <w:jc w:val="both"/>
-        <w:rPr>
-          <w:sz w:val="36"/>
-          <w:szCs w:val="36"/>
-        </w:rPr>
-      </w:pPr>
-    </w:p>
-    <w:p>
-      <w:pPr>
-        <w:jc w:val="both"/>
-        <w:rPr>
-          <w:sz w:val="36"/>
-          <w:szCs w:val="36"/>
-        </w:rPr>
-      </w:pPr>
-      <w:r>
-        <w:rPr>
-          <w:sz w:val="36"/>
-          <w:szCs w:val="36"/>
-        </w:rPr>
-        <w:t>Manual Way</w:t>
-      </w:r>
-      <w:r>
-        <w:rPr>
-          <w:sz w:val="36"/>
-          <w:szCs w:val="36"/>
-        </w:rPr>
-        <w:t xml:space="preserve"> for Android</w:t>
-      </w:r>
-      <w:r>
-        <w:rPr>
-          <w:sz w:val="36"/>
-          <w:szCs w:val="36"/>
-        </w:rPr>
-        <w:t>:</w:t>
-      </w:r>
-    </w:p>
-    <w:p>
-      <w:pPr>
-        <w:jc w:val="both"/>
-        <w:rPr>
-          <w:sz w:val="36"/>
-          <w:szCs w:val="36"/>
-        </w:rPr>
-      </w:pPr>
-      <w:r>
-        <w:rPr>
-          <w:sz w:val="36"/>
-          <w:szCs w:val="36"/>
+          <w:sz w:val="32"/>
+          <w:szCs w:val="32"/>
+        </w:rPr>
+        <w:sym w:font="Wingdings" w:char="F0E0"/>
+      </w:r>
+      <w:r>
+        <w:rPr>
+          <w:sz w:val="32"/>
+          <w:szCs w:val="32"/>
+        </w:rPr>
+        <w:t xml:space="preserve"> R</w:t>
+      </w:r>
+      <w:r>
+        <w:rPr>
+          <w:sz w:val="32"/>
+          <w:szCs w:val="32"/>
+        </w:rPr>
+        <w:t>efactor</w:t>
+      </w:r>
+      <w:r>
+        <w:rPr>
+          <w:sz w:val="32"/>
+          <w:szCs w:val="32"/>
+        </w:rPr>
+        <w:t xml:space="preserve"> </w:t>
+      </w:r>
+      <w:r>
+        <w:rPr>
+          <w:sz w:val="32"/>
+          <w:szCs w:val="32"/>
+        </w:rPr>
+        <w:sym w:font="Wingdings" w:char="F0E0"/>
+      </w:r>
+      <w:r>
+        <w:rPr>
+          <w:sz w:val="32"/>
+          <w:szCs w:val="32"/>
+        </w:rPr>
+        <w:t xml:space="preserve"> Rename or manually create new structure and move file.</w:t>
+      </w:r>
+    </w:p>
+    <w:p>
+      <w:pPr>
+        <w:jc w:val="both"/>
+        <w:rPr>
+          <w:sz w:val="32"/>
+          <w:szCs w:val="32"/>
+        </w:rPr>
+      </w:pPr>
+    </w:p>
+    <w:p>
+      <w:pPr>
+        <w:jc w:val="both"/>
+        <w:rPr>
+          <w:sz w:val="32"/>
+          <w:szCs w:val="32"/>
+        </w:rPr>
+      </w:pPr>
+      <w:r>
+        <w:rPr>
+          <w:sz w:val="32"/>
+          <w:szCs w:val="32"/>
+        </w:rPr>
+        <w:t># Step-3,</w:t>
+      </w:r>
+      <w:r>
+        <w:rPr>
+          <w:sz w:val="32"/>
+          <w:szCs w:val="32"/>
+        </w:rPr>
+        <w:t xml:space="preserve"> update package inside </w:t>
+      </w:r>
+      <w:proofErr w:type="spellStart"/>
+      <w:r>
+        <w:rPr>
+          <w:b/>
+          <w:bCs/>
+          <w:sz w:val="32"/>
+          <w:szCs w:val="32"/>
+        </w:rPr>
+        <w:t>MainActivity.kt</w:t>
+      </w:r>
+      <w:proofErr w:type="spellEnd"/>
+    </w:p>
+    <w:p>
+      <w:pPr>
+        <w:jc w:val="both"/>
+        <w:rPr>
+          <w:sz w:val="32"/>
+          <w:szCs w:val="32"/>
+        </w:rPr>
+      </w:pPr>
+      <w:r>
+        <w:rPr>
+          <w:sz w:val="32"/>
+          <w:szCs w:val="32"/>
+        </w:rPr>
+        <w:t># Old:</w:t>
+      </w:r>
+    </w:p>
+    <w:p>
+      <w:pPr>
+        <w:jc w:val="both"/>
+        <w:rPr>
+          <w:b/>
+          <w:bCs/>
+          <w:color w:val="D86DCB" w:themeColor="accent5" w:themeTint="99"/>
+          <w:sz w:val="32"/>
+          <w:szCs w:val="32"/>
+        </w:rPr>
+      </w:pPr>
+      <w:r>
+        <w:rPr>
+          <w:b/>
+          <w:bCs/>
+          <w:color w:val="D86DCB" w:themeColor="accent5" w:themeTint="99"/>
+          <w:sz w:val="32"/>
+          <w:szCs w:val="32"/>
+        </w:rPr>
+        <w:t xml:space="preserve">package </w:t>
+      </w:r>
+      <w:proofErr w:type="spellStart"/>
+      <w:r>
+        <w:rPr>
+          <w:b/>
+          <w:bCs/>
+          <w:color w:val="D86DCB" w:themeColor="accent5" w:themeTint="99"/>
+          <w:sz w:val="32"/>
+          <w:szCs w:val="32"/>
+        </w:rPr>
+        <w:t>com.</w:t>
+      </w:r>
+      <w:proofErr w:type="gramStart"/>
+      <w:r>
+        <w:rPr>
+          <w:b/>
+          <w:bCs/>
+          <w:color w:val="D86DCB" w:themeColor="accent5" w:themeTint="99"/>
+          <w:sz w:val="32"/>
+          <w:szCs w:val="32"/>
+        </w:rPr>
+        <w:t>example.myapp</w:t>
+      </w:r>
+      <w:proofErr w:type="spellEnd"/>
+      <w:proofErr w:type="gramEnd"/>
+    </w:p>
+    <w:p>
+      <w:pPr>
+        <w:jc w:val="both"/>
+        <w:rPr>
+          <w:sz w:val="32"/>
+          <w:szCs w:val="32"/>
+        </w:rPr>
+      </w:pPr>
+      <w:r>
+        <w:rPr>
+          <w:sz w:val="32"/>
+          <w:szCs w:val="32"/>
+        </w:rPr>
+        <w:t># New:</w:t>
+      </w:r>
+    </w:p>
+    <w:p>
+      <w:pPr>
+        <w:jc w:val="both"/>
+        <w:rPr>
+          <w:b/>
+          <w:bCs/>
+          <w:color w:val="D86DCB" w:themeColor="accent5" w:themeTint="99"/>
+          <w:sz w:val="32"/>
+          <w:szCs w:val="32"/>
+        </w:rPr>
+      </w:pPr>
+      <w:r>
+        <w:rPr>
+          <w:b/>
+          <w:bCs/>
+          <w:color w:val="D86DCB" w:themeColor="accent5" w:themeTint="99"/>
+          <w:sz w:val="32"/>
+          <w:szCs w:val="32"/>
+        </w:rPr>
+        <w:t xml:space="preserve">package </w:t>
+      </w:r>
+      <w:proofErr w:type="spellStart"/>
+      <w:proofErr w:type="gramStart"/>
+      <w:r>
+        <w:rPr>
+          <w:b/>
+          <w:bCs/>
+          <w:color w:val="D86DCB" w:themeColor="accent5" w:themeTint="99"/>
+          <w:sz w:val="32"/>
+          <w:szCs w:val="32"/>
+        </w:rPr>
+        <w:t>com.nazmul</w:t>
+      </w:r>
+      <w:proofErr w:type="gramEnd"/>
+      <w:r>
+        <w:rPr>
+          <w:b/>
+          <w:bCs/>
+          <w:color w:val="D86DCB" w:themeColor="accent5" w:themeTint="99"/>
+          <w:sz w:val="32"/>
+          <w:szCs w:val="32"/>
+        </w:rPr>
+        <w:t>.todoapp</w:t>
+      </w:r>
+      <w:proofErr w:type="spellEnd"/>
+    </w:p>
+    <w:p>
+      <w:pPr>
+        <w:jc w:val="both"/>
+        <w:rPr>
+          <w:sz w:val="32"/>
+          <w:szCs w:val="32"/>
+        </w:rPr>
+      </w:pPr>
+      <w:r>
+        <w:rPr>
+          <w:sz w:val="32"/>
+          <w:szCs w:val="32"/>
+        </w:rPr>
+        <w:t xml:space="preserve"># If this doesn’t match </w:t>
+      </w:r>
+      <w:r>
+        <w:rPr>
+          <w:sz w:val="32"/>
+          <w:szCs w:val="32"/>
+        </w:rPr>
+        <w:sym w:font="Wingdings" w:char="F0E0"/>
+      </w:r>
+      <w:r>
+        <w:rPr>
+          <w:sz w:val="32"/>
+          <w:szCs w:val="32"/>
+        </w:rPr>
+        <w:t xml:space="preserve"> app will crash</w:t>
+      </w:r>
+    </w:p>
+    <w:p>
+      <w:pPr>
+        <w:jc w:val="both"/>
+        <w:rPr>
+          <w:sz w:val="32"/>
+          <w:szCs w:val="32"/>
+        </w:rPr>
+      </w:pPr>
+    </w:p>
+    <w:p>
+      <w:pPr>
+        <w:jc w:val="both"/>
+        <w:rPr>
+          <w:sz w:val="32"/>
+          <w:szCs w:val="32"/>
+        </w:rPr>
+      </w:pPr>
+      <w:r>
+        <w:rPr>
+          <w:sz w:val="32"/>
+          <w:szCs w:val="32"/>
+        </w:rPr>
+        <w:t>For iOS:</w:t>
+      </w:r>
+    </w:p>
+    <w:p>
+      <w:pPr>
+        <w:jc w:val="both"/>
+        <w:rPr>
+          <w:sz w:val="32"/>
+          <w:szCs w:val="32"/>
+        </w:rPr>
+      </w:pPr>
+      <w:r>
+        <w:rPr>
+          <w:sz w:val="32"/>
+          <w:szCs w:val="32"/>
         </w:rPr>
         <w:t xml:space="preserve"># </w:t>
       </w:r>
       <w:r>
         <w:rPr>
-          <w:sz w:val="36"/>
-          <w:szCs w:val="36"/>
-        </w:rPr>
-        <w:t>Step-1, open</w:t>
-      </w:r>
-      <w:r>
-        <w:rPr>
-          <w:b/>
-          <w:bCs/>
-          <w:sz w:val="36"/>
-          <w:szCs w:val="36"/>
-        </w:rPr>
-        <w:t xml:space="preserve"> project_root/android/app/build.gradle</w:t>
-      </w:r>
-      <w:r>
-        <w:rPr>
-          <w:sz w:val="36"/>
-          <w:szCs w:val="36"/>
-        </w:rPr>
-        <w:t xml:space="preserve"> then find:</w:t>
-      </w:r>
-    </w:p>
-    <w:p>
-      <w:pPr>
-        <w:jc w:val="both"/>
-        <w:rPr>
-          <w:b/>
-          <w:bCs/>
-          <w:color w:val="D86DCB" w:themeColor="accent5" w:themeTint="99"/>
-          <w:sz w:val="36"/>
-          <w:szCs w:val="36"/>
-        </w:rPr>
-      </w:pPr>
-      <w:r>
-        <w:rPr>
-          <w:b/>
-          <w:bCs/>
-          <w:color w:val="D86DCB" w:themeColor="accent5" w:themeTint="99"/>
-          <w:sz w:val="36"/>
-          <w:szCs w:val="36"/>
-        </w:rPr>
-        <w:lastRenderedPageBreak/>
-        <w:t>…</w:t>
-      </w:r>
-    </w:p>
-    <w:p>
-      <w:pPr>
-        <w:jc w:val="both"/>
-        <w:rPr>
-          <w:b/>
-          <w:bCs/>
-          <w:color w:val="D86DCB" w:themeColor="accent5" w:themeTint="99"/>
-          <w:sz w:val="36"/>
-          <w:szCs w:val="36"/>
-        </w:rPr>
-      </w:pPr>
-      <w:r>
-        <w:rPr>
-          <w:b/>
-          <w:bCs/>
-          <w:color w:val="D86DCB" w:themeColor="accent5" w:themeTint="99"/>
-          <w:sz w:val="36"/>
-          <w:szCs w:val="36"/>
-        </w:rPr>
-        <w:t>defaultConfig {</w:t>
-      </w:r>
-    </w:p>
-    <w:p>
-      <w:pPr>
-        <w:jc w:val="both"/>
-        <w:rPr>
-          <w:b/>
-          <w:bCs/>
-          <w:color w:val="D86DCB" w:themeColor="accent5" w:themeTint="99"/>
-          <w:sz w:val="36"/>
-          <w:szCs w:val="36"/>
-        </w:rPr>
-      </w:pPr>
-      <w:r>
-        <w:rPr>
-          <w:b/>
-          <w:bCs/>
-          <w:color w:val="D86DCB" w:themeColor="accent5" w:themeTint="99"/>
-          <w:sz w:val="36"/>
-          <w:szCs w:val="36"/>
-        </w:rPr>
-        <w:t xml:space="preserve">    applicationId "com.example.myapp"</w:t>
-      </w:r>
-    </w:p>
-    <w:p>
-      <w:pPr>
-        <w:jc w:val="both"/>
-        <w:rPr>
-          <w:b/>
-          <w:bCs/>
-          <w:color w:val="D86DCB" w:themeColor="accent5" w:themeTint="99"/>
-          <w:sz w:val="36"/>
-          <w:szCs w:val="36"/>
-        </w:rPr>
-      </w:pPr>
-      <w:r>
-        <w:rPr>
-          <w:b/>
-          <w:bCs/>
-          <w:color w:val="D86DCB" w:themeColor="accent5" w:themeTint="99"/>
-          <w:sz w:val="36"/>
-          <w:szCs w:val="36"/>
-        </w:rPr>
-        <w:t>…</w:t>
-      </w:r>
-    </w:p>
-    <w:p>
-      <w:pPr>
-        <w:jc w:val="both"/>
-        <w:rPr>
-          <w:sz w:val="36"/>
-          <w:szCs w:val="36"/>
-        </w:rPr>
-      </w:pPr>
-      <w:r>
-        <w:rPr>
-          <w:sz w:val="36"/>
-          <w:szCs w:val="36"/>
-        </w:rPr>
-        <w:t># Change to</w:t>
-      </w:r>
-    </w:p>
-    <w:p>
-      <w:pPr>
-        <w:jc w:val="both"/>
-        <w:rPr>
-          <w:b/>
-          <w:bCs/>
-          <w:color w:val="D86DCB" w:themeColor="accent5" w:themeTint="99"/>
-          <w:sz w:val="36"/>
-          <w:szCs w:val="36"/>
-        </w:rPr>
-      </w:pPr>
-      <w:r>
-        <w:rPr>
-          <w:b/>
-          <w:bCs/>
-          <w:color w:val="D86DCB" w:themeColor="accent5" w:themeTint="99"/>
-          <w:sz w:val="36"/>
-          <w:szCs w:val="36"/>
-        </w:rPr>
-        <w:t>defaultConfig {</w:t>
-      </w:r>
-    </w:p>
-    <w:p>
-      <w:pPr>
-        <w:jc w:val="both"/>
-        <w:rPr>
-          <w:b/>
-          <w:bCs/>
-          <w:color w:val="D86DCB" w:themeColor="accent5" w:themeTint="99"/>
-          <w:sz w:val="36"/>
-          <w:szCs w:val="36"/>
-        </w:rPr>
-      </w:pPr>
-      <w:r>
-        <w:rPr>
-          <w:b/>
-          <w:bCs/>
-          <w:color w:val="D86DCB" w:themeColor="accent5" w:themeTint="99"/>
-          <w:sz w:val="36"/>
-          <w:szCs w:val="36"/>
-        </w:rPr>
-        <w:t xml:space="preserve">    applicationId "com.nazmul.todoapp"</w:t>
-      </w:r>
-    </w:p>
-    <w:p>
-      <w:pPr>
-        <w:jc w:val="both"/>
-        <w:rPr>
-          <w:sz w:val="36"/>
-          <w:szCs w:val="36"/>
-        </w:rPr>
-      </w:pPr>
-      <w:r>
-        <w:rPr>
-          <w:sz w:val="36"/>
-          <w:szCs w:val="36"/>
-        </w:rPr>
-        <w:t># This is the REAL Android App ID.</w:t>
-      </w:r>
-    </w:p>
-    <w:p>
-      <w:pPr>
-        <w:jc w:val="both"/>
-        <w:rPr>
-          <w:sz w:val="36"/>
-          <w:szCs w:val="36"/>
-        </w:rPr>
-      </w:pPr>
-    </w:p>
-    <w:p>
-      <w:pPr>
-        <w:jc w:val="both"/>
-        <w:rPr>
-          <w:sz w:val="36"/>
-          <w:szCs w:val="36"/>
-        </w:rPr>
-      </w:pPr>
-      <w:r>
-        <w:rPr>
-          <w:sz w:val="36"/>
-          <w:szCs w:val="36"/>
-        </w:rPr>
-        <w:t># Step-2, change package folder structure</w:t>
-      </w:r>
-      <w:r>
-        <w:rPr>
-          <w:sz w:val="36"/>
-          <w:szCs w:val="36"/>
-        </w:rPr>
-        <w:t xml:space="preserve">. Now go to </w:t>
-      </w:r>
-      <w:r>
-        <w:rPr>
-          <w:b/>
-          <w:bCs/>
-          <w:sz w:val="36"/>
-          <w:szCs w:val="36"/>
-        </w:rPr>
-        <w:t>android/app/src/main/kotlin/</w:t>
-      </w:r>
-    </w:p>
-    <w:p>
-      <w:pPr>
-        <w:jc w:val="both"/>
-        <w:rPr>
-          <w:sz w:val="36"/>
-          <w:szCs w:val="36"/>
-        </w:rPr>
-      </w:pPr>
-      <w:r>
-        <w:rPr>
-          <w:sz w:val="36"/>
-          <w:szCs w:val="36"/>
-        </w:rPr>
-        <w:t># We’ll see something like:</w:t>
-      </w:r>
-    </w:p>
-    <w:p>
-      <w:pPr>
-        <w:jc w:val="both"/>
-        <w:rPr>
-          <w:b/>
-          <w:bCs/>
-          <w:sz w:val="36"/>
-          <w:szCs w:val="36"/>
-        </w:rPr>
-      </w:pPr>
-      <w:r>
-        <w:rPr>
-          <w:b/>
-          <w:bCs/>
-          <w:sz w:val="36"/>
-          <w:szCs w:val="36"/>
-        </w:rPr>
-        <w:t>com/example/myapp/MainActivity.kt</w:t>
-      </w:r>
-    </w:p>
-    <w:p>
-      <w:pPr>
-        <w:jc w:val="both"/>
-        <w:rPr>
-          <w:sz w:val="36"/>
-          <w:szCs w:val="36"/>
-        </w:rPr>
-      </w:pPr>
-      <w:r>
-        <w:rPr>
-          <w:sz w:val="36"/>
-          <w:szCs w:val="36"/>
-        </w:rPr>
-        <w:t># We must rename folders to match new package:</w:t>
-      </w:r>
-    </w:p>
-    <w:p>
-      <w:pPr>
-        <w:jc w:val="both"/>
-        <w:rPr>
-          <w:b/>
-          <w:bCs/>
-          <w:sz w:val="36"/>
-          <w:szCs w:val="36"/>
-        </w:rPr>
-      </w:pPr>
-      <w:r>
-        <w:rPr>
-          <w:b/>
-          <w:bCs/>
-          <w:sz w:val="36"/>
-          <w:szCs w:val="36"/>
-        </w:rPr>
-        <w:t>com/nazmul/todoapp/MainActivity.kt</w:t>
-      </w:r>
-    </w:p>
-    <w:p>
-      <w:pPr>
-        <w:jc w:val="both"/>
-        <w:rPr>
-          <w:sz w:val="36"/>
-          <w:szCs w:val="36"/>
-        </w:rPr>
-      </w:pPr>
-      <w:r>
-        <w:rPr>
-          <w:sz w:val="36"/>
-          <w:szCs w:val="36"/>
-        </w:rPr>
-        <w:t># Right click folder</w:t>
-      </w:r>
-      <w:r>
-        <w:rPr>
-          <w:sz w:val="36"/>
-          <w:szCs w:val="36"/>
-        </w:rPr>
-        <w:t xml:space="preserve"> </w:t>
-      </w:r>
-      <w:r>
-        <w:rPr>
-          <w:sz w:val="36"/>
-          <w:szCs w:val="36"/>
-        </w:rPr>
-        <w:sym w:font="Wingdings" w:char="F0E0"/>
-      </w:r>
-      <w:r>
-        <w:rPr>
-          <w:sz w:val="36"/>
-          <w:szCs w:val="36"/>
-        </w:rPr>
-        <w:t xml:space="preserve"> R</w:t>
-      </w:r>
-      <w:r>
-        <w:rPr>
-          <w:sz w:val="36"/>
-          <w:szCs w:val="36"/>
-        </w:rPr>
-        <w:t>efactor</w:t>
-      </w:r>
-      <w:r>
-        <w:rPr>
-          <w:sz w:val="36"/>
-          <w:szCs w:val="36"/>
-        </w:rPr>
-        <w:t xml:space="preserve"> </w:t>
-      </w:r>
-      <w:r>
-        <w:rPr>
-          <w:sz w:val="36"/>
-          <w:szCs w:val="36"/>
-        </w:rPr>
-        <w:sym w:font="Wingdings" w:char="F0E0"/>
-      </w:r>
-      <w:r>
-        <w:rPr>
-          <w:sz w:val="36"/>
-          <w:szCs w:val="36"/>
-        </w:rPr>
-        <w:t xml:space="preserve"> Rename or manually create new structure and move file.</w:t>
-      </w:r>
-    </w:p>
-    <w:p>
-      <w:pPr>
-        <w:jc w:val="both"/>
-        <w:rPr>
-          <w:sz w:val="36"/>
-          <w:szCs w:val="36"/>
-        </w:rPr>
-      </w:pPr>
-    </w:p>
-    <w:p>
-      <w:pPr>
-        <w:jc w:val="both"/>
-        <w:rPr>
-          <w:sz w:val="36"/>
-          <w:szCs w:val="36"/>
-        </w:rPr>
-      </w:pPr>
-      <w:r>
-        <w:rPr>
-          <w:sz w:val="36"/>
-          <w:szCs w:val="36"/>
-        </w:rPr>
-        <w:t># Step-3,</w:t>
-      </w:r>
-      <w:r>
-        <w:rPr>
-          <w:sz w:val="36"/>
-          <w:szCs w:val="36"/>
-        </w:rPr>
-        <w:t xml:space="preserve"> update package inside </w:t>
-      </w:r>
-      <w:r>
-        <w:rPr>
-          <w:b/>
-          <w:bCs/>
-          <w:sz w:val="36"/>
-          <w:szCs w:val="36"/>
-        </w:rPr>
-        <w:t>MainActivity.kt</w:t>
-      </w:r>
-    </w:p>
-    <w:p>
-      <w:pPr>
-        <w:jc w:val="both"/>
-        <w:rPr>
-          <w:sz w:val="36"/>
-          <w:szCs w:val="36"/>
-        </w:rPr>
-      </w:pPr>
-      <w:r>
-        <w:rPr>
-          <w:sz w:val="36"/>
-          <w:szCs w:val="36"/>
-        </w:rPr>
-        <w:t># Old:</w:t>
-      </w:r>
-    </w:p>
-    <w:p>
-      <w:pPr>
-        <w:jc w:val="both"/>
-        <w:rPr>
-          <w:b/>
-          <w:bCs/>
-          <w:color w:val="D86DCB" w:themeColor="accent5" w:themeTint="99"/>
-          <w:sz w:val="36"/>
-          <w:szCs w:val="36"/>
-        </w:rPr>
-      </w:pPr>
-      <w:r>
-        <w:rPr>
-          <w:b/>
-          <w:bCs/>
-          <w:color w:val="D86DCB" w:themeColor="accent5" w:themeTint="99"/>
-          <w:sz w:val="36"/>
-          <w:szCs w:val="36"/>
-        </w:rPr>
-        <w:t>package com.example.myapp</w:t>
-      </w:r>
-    </w:p>
-    <w:p>
-      <w:pPr>
-        <w:jc w:val="both"/>
-        <w:rPr>
-          <w:sz w:val="36"/>
-          <w:szCs w:val="36"/>
-        </w:rPr>
-      </w:pPr>
-      <w:r>
-        <w:rPr>
-          <w:sz w:val="36"/>
-          <w:szCs w:val="36"/>
-        </w:rPr>
-        <w:lastRenderedPageBreak/>
-        <w:t># New:</w:t>
-      </w:r>
-    </w:p>
-    <w:p>
-      <w:pPr>
-        <w:jc w:val="both"/>
-        <w:rPr>
-          <w:b/>
-          <w:bCs/>
-          <w:color w:val="D86DCB" w:themeColor="accent5" w:themeTint="99"/>
-          <w:sz w:val="36"/>
-          <w:szCs w:val="36"/>
-        </w:rPr>
-      </w:pPr>
-      <w:r>
-        <w:rPr>
-          <w:b/>
-          <w:bCs/>
-          <w:color w:val="D86DCB" w:themeColor="accent5" w:themeTint="99"/>
-          <w:sz w:val="36"/>
-          <w:szCs w:val="36"/>
-        </w:rPr>
-        <w:t>package com.nazmul.todoapp</w:t>
-      </w:r>
-    </w:p>
-    <w:p>
-      <w:pPr>
-        <w:jc w:val="both"/>
-        <w:rPr>
-          <w:sz w:val="36"/>
-          <w:szCs w:val="36"/>
-        </w:rPr>
-      </w:pPr>
-      <w:r>
-        <w:rPr>
-          <w:sz w:val="36"/>
-          <w:szCs w:val="36"/>
-        </w:rPr>
-        <w:t xml:space="preserve"># If this doesn’t match </w:t>
-      </w:r>
-      <w:r>
-        <w:rPr>
-          <w:sz w:val="36"/>
-          <w:szCs w:val="36"/>
-        </w:rPr>
-        <w:sym w:font="Wingdings" w:char="F0E0"/>
-      </w:r>
-      <w:r>
-        <w:rPr>
-          <w:sz w:val="36"/>
-          <w:szCs w:val="36"/>
-        </w:rPr>
-        <w:t xml:space="preserve"> app will crash</w:t>
-      </w:r>
-    </w:p>
-    <w:p>
-      <w:pPr>
-        <w:jc w:val="both"/>
-        <w:rPr>
-          <w:sz w:val="36"/>
-          <w:szCs w:val="36"/>
-        </w:rPr>
-      </w:pPr>
-    </w:p>
-    <w:p>
-      <w:pPr>
-        <w:jc w:val="both"/>
-        <w:rPr>
-          <w:sz w:val="36"/>
-          <w:szCs w:val="36"/>
-        </w:rPr>
-      </w:pPr>
-      <w:r>
-        <w:rPr>
-          <w:sz w:val="36"/>
-          <w:szCs w:val="36"/>
-        </w:rPr>
-        <w:t>For iOS:</w:t>
-      </w:r>
-    </w:p>
-    <w:p>
-      <w:pPr>
-        <w:jc w:val="both"/>
-        <w:rPr>
-          <w:sz w:val="36"/>
-          <w:szCs w:val="36"/>
-        </w:rPr>
-      </w:pPr>
-      <w:r>
-        <w:rPr>
-          <w:sz w:val="36"/>
-          <w:szCs w:val="36"/>
+          <w:sz w:val="32"/>
+          <w:szCs w:val="32"/>
+        </w:rPr>
+        <w:t>Open in Xcode go to:</w:t>
+      </w:r>
+    </w:p>
+    <w:p>
+      <w:pPr>
+        <w:jc w:val="both"/>
+        <w:rPr>
+          <w:b/>
+          <w:bCs/>
+          <w:sz w:val="32"/>
+          <w:szCs w:val="32"/>
+        </w:rPr>
+      </w:pPr>
+      <w:proofErr w:type="spellStart"/>
+      <w:r>
+        <w:rPr>
+          <w:b/>
+          <w:bCs/>
+          <w:sz w:val="32"/>
+          <w:szCs w:val="32"/>
+        </w:rPr>
+        <w:t>ios</w:t>
+      </w:r>
+      <w:proofErr w:type="spellEnd"/>
+      <w:r>
+        <w:rPr>
+          <w:b/>
+          <w:bCs/>
+          <w:sz w:val="32"/>
+          <w:szCs w:val="32"/>
+        </w:rPr>
+        <w:t>/</w:t>
+      </w:r>
+      <w:proofErr w:type="spellStart"/>
+      <w:r>
+        <w:rPr>
+          <w:b/>
+          <w:bCs/>
+          <w:sz w:val="32"/>
+          <w:szCs w:val="32"/>
+        </w:rPr>
+        <w:t>Runner.xcworkspace</w:t>
+      </w:r>
+      <w:proofErr w:type="spellEnd"/>
+    </w:p>
+    <w:p>
+      <w:pPr>
+        <w:jc w:val="both"/>
+        <w:rPr>
+          <w:sz w:val="32"/>
+          <w:szCs w:val="32"/>
+        </w:rPr>
+      </w:pPr>
+      <w:r>
+        <w:rPr>
+          <w:sz w:val="32"/>
+          <w:szCs w:val="32"/>
+        </w:rPr>
+        <w:t># Then:</w:t>
+      </w:r>
+    </w:p>
+    <w:p>
+      <w:pPr>
+        <w:jc w:val="both"/>
+        <w:rPr>
+          <w:b/>
+          <w:bCs/>
+          <w:sz w:val="32"/>
+          <w:szCs w:val="32"/>
+        </w:rPr>
+      </w:pPr>
+      <w:r>
+        <w:rPr>
+          <w:b/>
+          <w:bCs/>
+          <w:sz w:val="32"/>
+          <w:szCs w:val="32"/>
+        </w:rPr>
+        <w:t>Runner → General → Identity → Bundle Identifier</w:t>
+      </w:r>
+    </w:p>
+    <w:p>
+      <w:pPr>
+        <w:jc w:val="both"/>
+        <w:rPr>
+          <w:sz w:val="32"/>
+          <w:szCs w:val="32"/>
+        </w:rPr>
+      </w:pPr>
+      <w:r>
+        <w:rPr>
+          <w:sz w:val="32"/>
+          <w:szCs w:val="32"/>
+        </w:rPr>
+        <w:t># Change:</w:t>
+      </w:r>
+    </w:p>
+    <w:p>
+      <w:pPr>
+        <w:jc w:val="both"/>
+        <w:rPr>
+          <w:b/>
+          <w:bCs/>
+          <w:sz w:val="32"/>
+          <w:szCs w:val="32"/>
+        </w:rPr>
+      </w:pPr>
+      <w:proofErr w:type="spellStart"/>
+      <w:r>
+        <w:rPr>
+          <w:b/>
+          <w:bCs/>
+          <w:sz w:val="32"/>
+          <w:szCs w:val="32"/>
+        </w:rPr>
+        <w:t>com.</w:t>
+      </w:r>
+      <w:proofErr w:type="gramStart"/>
+      <w:r>
+        <w:rPr>
+          <w:b/>
+          <w:bCs/>
+          <w:sz w:val="32"/>
+          <w:szCs w:val="32"/>
+        </w:rPr>
+        <w:t>example.myapp</w:t>
+      </w:r>
+      <w:proofErr w:type="spellEnd"/>
+      <w:proofErr w:type="gramEnd"/>
+    </w:p>
+    <w:p>
+      <w:pPr>
+        <w:jc w:val="both"/>
+        <w:rPr>
+          <w:sz w:val="32"/>
+          <w:szCs w:val="32"/>
+        </w:rPr>
+      </w:pPr>
+      <w:r>
+        <w:rPr>
+          <w:sz w:val="32"/>
+          <w:szCs w:val="32"/>
+        </w:rPr>
+        <w:t># T</w:t>
+      </w:r>
+      <w:r>
+        <w:rPr>
+          <w:sz w:val="32"/>
+          <w:szCs w:val="32"/>
+        </w:rPr>
+        <w:t>o:</w:t>
+      </w:r>
+    </w:p>
+    <w:p>
+      <w:pPr>
+        <w:jc w:val="both"/>
+        <w:rPr>
+          <w:b/>
+          <w:bCs/>
+          <w:sz w:val="32"/>
+          <w:szCs w:val="32"/>
+        </w:rPr>
+      </w:pPr>
+      <w:proofErr w:type="spellStart"/>
+      <w:proofErr w:type="gramStart"/>
+      <w:r>
+        <w:rPr>
+          <w:b/>
+          <w:bCs/>
+          <w:sz w:val="32"/>
+          <w:szCs w:val="32"/>
+        </w:rPr>
+        <w:t>com.nazmul</w:t>
+      </w:r>
+      <w:proofErr w:type="gramEnd"/>
+      <w:r>
+        <w:rPr>
+          <w:b/>
+          <w:bCs/>
+          <w:sz w:val="32"/>
+          <w:szCs w:val="32"/>
+        </w:rPr>
+        <w:t>.todoapp</w:t>
+      </w:r>
+      <w:proofErr w:type="spellEnd"/>
+    </w:p>
+    <w:p>
+      <w:pPr>
+        <w:jc w:val="both"/>
+        <w:rPr>
+          <w:sz w:val="32"/>
+          <w:szCs w:val="32"/>
+        </w:rPr>
+      </w:pPr>
+      <w:r>
+        <w:rPr>
+          <w:sz w:val="32"/>
+          <w:szCs w:val="32"/>
         </w:rPr>
         <w:t xml:space="preserve"># </w:t>
       </w:r>
       <w:r>
         <w:rPr>
-          <w:sz w:val="36"/>
-          <w:szCs w:val="36"/>
-        </w:rPr>
-        <w:t>Open in Xcode</w:t>
-      </w:r>
-      <w:r>
-        <w:rPr>
-          <w:sz w:val="36"/>
-          <w:szCs w:val="36"/>
-        </w:rPr>
-        <w:t xml:space="preserve"> go to:</w:t>
-      </w:r>
-    </w:p>
-    <w:p>
-      <w:pPr>
-        <w:jc w:val="both"/>
-        <w:rPr>
-          <w:b/>
-          <w:bCs/>
-          <w:sz w:val="36"/>
-          <w:szCs w:val="36"/>
-        </w:rPr>
-      </w:pPr>
-      <w:r>
-        <w:rPr>
-          <w:b/>
-          <w:bCs/>
-          <w:sz w:val="36"/>
-          <w:szCs w:val="36"/>
-        </w:rPr>
-        <w:t>ios/Runner.xcworkspace</w:t>
-      </w:r>
-    </w:p>
-    <w:p>
-      <w:pPr>
-        <w:jc w:val="both"/>
-        <w:rPr>
-          <w:sz w:val="36"/>
-          <w:szCs w:val="36"/>
-        </w:rPr>
-      </w:pPr>
-      <w:r>
-        <w:rPr>
-          <w:sz w:val="36"/>
-          <w:szCs w:val="36"/>
-        </w:rPr>
-        <w:t xml:space="preserve"># </w:t>
-      </w:r>
-      <w:r>
-        <w:rPr>
-          <w:sz w:val="36"/>
-          <w:szCs w:val="36"/>
-        </w:rPr>
-        <w:t>Then:</w:t>
-      </w:r>
-    </w:p>
-    <w:p>
-      <w:pPr>
-        <w:jc w:val="both"/>
-        <w:rPr>
-          <w:b/>
-          <w:bCs/>
-          <w:sz w:val="36"/>
-          <w:szCs w:val="36"/>
-        </w:rPr>
-      </w:pPr>
-      <w:r>
-        <w:rPr>
-          <w:b/>
-          <w:bCs/>
-          <w:sz w:val="36"/>
-          <w:szCs w:val="36"/>
-        </w:rPr>
-        <w:t>Runner → General → Identity → Bundle Identifier</w:t>
-      </w:r>
-    </w:p>
-    <w:p>
-      <w:pPr>
-        <w:jc w:val="both"/>
-        <w:rPr>
-          <w:sz w:val="36"/>
-          <w:szCs w:val="36"/>
-        </w:rPr>
-      </w:pPr>
-      <w:r>
-        <w:rPr>
-          <w:sz w:val="36"/>
-          <w:szCs w:val="36"/>
-        </w:rPr>
-        <w:t xml:space="preserve"># </w:t>
-      </w:r>
-      <w:r>
-        <w:rPr>
-          <w:sz w:val="36"/>
-          <w:szCs w:val="36"/>
-        </w:rPr>
-        <w:t>Change:</w:t>
-      </w:r>
-    </w:p>
-    <w:p>
-      <w:pPr>
-        <w:jc w:val="both"/>
-        <w:rPr>
-          <w:b/>
-          <w:bCs/>
-          <w:sz w:val="36"/>
-          <w:szCs w:val="36"/>
-        </w:rPr>
-      </w:pPr>
-      <w:r>
-        <w:rPr>
-          <w:b/>
-          <w:bCs/>
-          <w:sz w:val="36"/>
-          <w:szCs w:val="36"/>
-        </w:rPr>
-        <w:t>com.example.myapp</w:t>
-      </w:r>
-    </w:p>
-    <w:p>
-      <w:pPr>
-        <w:jc w:val="both"/>
-        <w:rPr>
-          <w:sz w:val="36"/>
-          <w:szCs w:val="36"/>
-        </w:rPr>
-      </w:pPr>
-      <w:r>
-        <w:rPr>
-          <w:sz w:val="36"/>
-          <w:szCs w:val="36"/>
-        </w:rPr>
-        <w:t># T</w:t>
-      </w:r>
-      <w:r>
-        <w:rPr>
-          <w:sz w:val="36"/>
-          <w:szCs w:val="36"/>
-        </w:rPr>
-        <w:t>o:</w:t>
-      </w:r>
-    </w:p>
-    <w:p>
-      <w:pPr>
-        <w:jc w:val="both"/>
-        <w:rPr>
-          <w:b/>
-          <w:bCs/>
-          <w:sz w:val="36"/>
-          <w:szCs w:val="36"/>
-        </w:rPr>
-      </w:pPr>
-      <w:r>
-        <w:rPr>
-          <w:b/>
-          <w:bCs/>
-          <w:sz w:val="36"/>
-          <w:szCs w:val="36"/>
-        </w:rPr>
-        <w:t>com.nazmul.todoapp</w:t>
-      </w:r>
-    </w:p>
-    <w:p>
-      <w:pPr>
-        <w:jc w:val="both"/>
-        <w:rPr>
-          <w:sz w:val="36"/>
-          <w:szCs w:val="36"/>
-        </w:rPr>
-      </w:pPr>
-      <w:r>
-        <w:rPr>
-          <w:sz w:val="36"/>
-          <w:szCs w:val="36"/>
-        </w:rPr>
-        <w:t xml:space="preserve"># </w:t>
-      </w:r>
-      <w:r>
-        <w:rPr>
-          <w:sz w:val="36"/>
-          <w:szCs w:val="36"/>
+          <w:sz w:val="32"/>
+          <w:szCs w:val="32"/>
         </w:rPr>
         <w:t>That’s it for iOS.</w:t>
       </w:r>
@@ -2963,17 +3788,17 @@
       <w:pPr>
         <w:jc w:val="both"/>
         <w:rPr>
-          <w:sz w:val="36"/>
-          <w:szCs w:val="36"/>
-        </w:rPr>
-      </w:pPr>
-    </w:p>
-    <w:p>
-      <w:pPr>
-        <w:jc w:val="both"/>
-        <w:rPr>
-          <w:sz w:val="36"/>
-          <w:szCs w:val="36"/>
+          <w:sz w:val="32"/>
+          <w:szCs w:val="32"/>
+        </w:rPr>
+      </w:pPr>
+    </w:p>
+    <w:p>
+      <w:pPr>
+        <w:jc w:val="both"/>
+        <w:rPr>
+          <w:sz w:val="32"/>
+          <w:szCs w:val="32"/>
         </w:rPr>
       </w:pPr>
     </w:p>
